--- a/docs/archive/source/CLINIC-ONBOARDING-PLAYBOOK.docx
+++ b/docs/archive/source/CLINIC-ONBOARDING-PLAYBOOK.docx
@@ -2,7 +2,7 @@
 <file path=word/document.xml><?xml version="1.0" encoding="utf-8"?>
 <w:document xmlns:w="http://schemas.openxmlformats.org/wordprocessingml/2006/main" xmlns:m="http://schemas.openxmlformats.org/officeDocument/2006/math" xmlns:r="http://schemas.openxmlformats.org/officeDocument/2006/relationships" xmlns:o="urn:schemas-microsoft-com:office:office" xmlns:v="urn:schemas-microsoft-com:vml" xmlns:w10="urn:schemas-microsoft-com:office:word" xmlns:a="http://schemas.openxmlformats.org/drawingml/2006/main" xmlns:pic="http://schemas.openxmlformats.org/drawingml/2006/picture" xmlns:wp="http://schemas.openxmlformats.org/drawingml/2006/wordprocessingDrawing">
   <w:body>
-    <w:bookmarkStart w:id="29" w:name="compoundiq-clinic-onboarding-playbook"/>
+    <w:bookmarkStart w:id="40" w:name="compoundiq-clinic-onboarding-playbook"/>
     <w:p>
       <w:pPr>
         <w:pStyle w:val="Heading1"/>
@@ -17,8 +17,8 @@
       </w:pPr>
       <w:r>
         <w:rPr>
-          <w:b/>
-          <w:bCs/>
+          <w:bCs/>
+          <w:b/>
         </w:rPr>
         <w:t xml:space="preserve">Version:</w:t>
       </w:r>
@@ -33,8 +33,8 @@
       </w:r>
       <w:r>
         <w:rPr>
-          <w:b/>
-          <w:bCs/>
+          <w:bCs/>
+          <w:b/>
         </w:rPr>
         <w:t xml:space="preserve">Date:</w:t>
       </w:r>
@@ -49,8 +49,8 @@
       </w:r>
       <w:r>
         <w:rPr>
-          <w:b/>
-          <w:bCs/>
+          <w:bCs/>
+          <w:b/>
         </w:rPr>
         <w:t xml:space="preserve">Audience:</w:t>
       </w:r>
@@ -68,7 +68,7 @@
         </w:pict>
       </w:r>
     </w:p>
-    <w:bookmarkStart w:id="9" w:name="overview"/>
+    <w:bookmarkStart w:id="20" w:name="overview"/>
     <w:p>
       <w:pPr>
         <w:pStyle w:val="Heading2"/>
@@ -91,8 +91,8 @@
       </w:pPr>
       <w:r>
         <w:rPr>
-          <w:b/>
-          <w:bCs/>
+          <w:bCs/>
+          <w:b/>
         </w:rPr>
         <w:t xml:space="preserve">Estimated total time:</w:t>
       </w:r>
@@ -110,8 +110,8 @@
         </w:pict>
       </w:r>
     </w:p>
-    <w:bookmarkEnd w:id="9"/>
-    <w:bookmarkStart w:id="10" w:name="pre-onboarding-requirements"/>
+    <w:bookmarkEnd w:id="20"/>
+    <w:bookmarkStart w:id="21" w:name="pre-onboarding-requirements"/>
     <w:p>
       <w:pPr>
         <w:pStyle w:val="Heading2"/>
@@ -130,98 +130,98 @@
     </w:p>
     <w:p>
       <w:pPr>
-        <w:pStyle w:val="Compact"/>
         <w:numPr>
           <w:ilvl w:val="0"/>
           <w:numId w:val="1001"/>
         </w:numPr>
-      </w:pPr>
-      <w:r>
-        <w:t xml:space="preserve">Clinic name and business address</w:t>
-      </w:r>
-    </w:p>
-    <w:p>
-      <w:pPr>
-        <w:pStyle w:val="Compact"/>
+        <w:pStyle w:val="Compact"/>
+      </w:pPr>
+      <w:r>
+        <w:t xml:space="preserve">☐ Clinic name and business address</w:t>
+      </w:r>
+    </w:p>
+    <w:p>
+      <w:pPr>
         <w:numPr>
           <w:ilvl w:val="0"/>
-          <w:numId w:val="1002"/>
-        </w:numPr>
-      </w:pPr>
-      <w:r>
-        <w:t xml:space="preserve">Clinic admin email address (will be their login)</w:t>
-      </w:r>
-    </w:p>
-    <w:p>
-      <w:pPr>
-        <w:pStyle w:val="Compact"/>
+          <w:numId w:val="1001"/>
+        </w:numPr>
+        <w:pStyle w:val="Compact"/>
+      </w:pPr>
+      <w:r>
+        <w:t xml:space="preserve">☐ Clinic admin email address (will be their login)</w:t>
+      </w:r>
+    </w:p>
+    <w:p>
+      <w:pPr>
         <w:numPr>
           <w:ilvl w:val="0"/>
-          <w:numId w:val="1003"/>
-        </w:numPr>
-      </w:pPr>
-      <w:r>
-        <w:t xml:space="preserve">At least one provider with a valid NPI number and state license</w:t>
-      </w:r>
-    </w:p>
-    <w:p>
-      <w:pPr>
-        <w:pStyle w:val="Compact"/>
+          <w:numId w:val="1001"/>
+        </w:numPr>
+        <w:pStyle w:val="Compact"/>
+      </w:pPr>
+      <w:r>
+        <w:t xml:space="preserve">☐ At least one provider with a valid NPI number and state license</w:t>
+      </w:r>
+    </w:p>
+    <w:p>
+      <w:pPr>
         <w:numPr>
           <w:ilvl w:val="0"/>
-          <w:numId w:val="1004"/>
-        </w:numPr>
-      </w:pPr>
-      <w:r>
-        <w:t xml:space="preserve">At least one medical assistant who will use the platform daily</w:t>
-      </w:r>
-    </w:p>
-    <w:p>
-      <w:pPr>
-        <w:pStyle w:val="Compact"/>
+          <w:numId w:val="1001"/>
+        </w:numPr>
+        <w:pStyle w:val="Compact"/>
+      </w:pPr>
+      <w:r>
+        <w:t xml:space="preserve">☐ At least one medical assistant who will use the platform daily</w:t>
+      </w:r>
+    </w:p>
+    <w:p>
+      <w:pPr>
         <w:numPr>
           <w:ilvl w:val="0"/>
-          <w:numId w:val="1005"/>
-        </w:numPr>
-      </w:pPr>
-      <w:r>
-        <w:t xml:space="preserve">Clinic logo file (PNG or JPG, for patient checkout branding)</w:t>
-      </w:r>
-    </w:p>
-    <w:p>
-      <w:pPr>
-        <w:pStyle w:val="Compact"/>
+          <w:numId w:val="1001"/>
+        </w:numPr>
+        <w:pStyle w:val="Compact"/>
+      </w:pPr>
+      <w:r>
+        <w:t xml:space="preserve">☐ Clinic logo file (PNG or JPG, for patient checkout branding)</w:t>
+      </w:r>
+    </w:p>
+    <w:p>
+      <w:pPr>
         <w:numPr>
           <w:ilvl w:val="0"/>
-          <w:numId w:val="1006"/>
-        </w:numPr>
-      </w:pPr>
-      <w:r>
-        <w:t xml:space="preserve">Clinic contact phone number and/or email (displayed on patient checkout)</w:t>
-      </w:r>
-    </w:p>
-    <w:p>
-      <w:pPr>
-        <w:pStyle w:val="Compact"/>
+          <w:numId w:val="1001"/>
+        </w:numPr>
+        <w:pStyle w:val="Compact"/>
+      </w:pPr>
+      <w:r>
+        <w:t xml:space="preserve">☐ Clinic contact phone number and/or email (displayed on patient checkout)</w:t>
+      </w:r>
+    </w:p>
+    <w:p>
+      <w:pPr>
         <w:numPr>
           <w:ilvl w:val="0"/>
-          <w:numId w:val="1007"/>
-        </w:numPr>
-      </w:pPr>
-      <w:r>
-        <w:t xml:space="preserve">Bank account information ready for Stripe Connect onboarding</w:t>
-      </w:r>
-    </w:p>
-    <w:p>
-      <w:pPr>
-        <w:pStyle w:val="Compact"/>
+          <w:numId w:val="1001"/>
+        </w:numPr>
+        <w:pStyle w:val="Compact"/>
+      </w:pPr>
+      <w:r>
+        <w:t xml:space="preserve">☐ Bank account information ready for Stripe Connect onboarding</w:t>
+      </w:r>
+    </w:p>
+    <w:p>
+      <w:pPr>
         <w:numPr>
           <w:ilvl w:val="0"/>
-          <w:numId w:val="1008"/>
-        </w:numPr>
-      </w:pPr>
-      <w:r>
-        <w:t xml:space="preserve">Understanding of the per-transaction platform fee model (15% of margin spread)</w:t>
+          <w:numId w:val="1001"/>
+        </w:numPr>
+        <w:pStyle w:val="Compact"/>
+      </w:pPr>
+      <w:r>
+        <w:t xml:space="preserve">☐ Understanding of the per-transaction platform fee model (15% of margin spread)</w:t>
       </w:r>
     </w:p>
     <w:p>
@@ -231,8 +231,8 @@
         </w:pict>
       </w:r>
     </w:p>
-    <w:bookmarkEnd w:id="10"/>
-    <w:bookmarkStart w:id="11" w:name="step-1-create-the-clinic-record"/>
+    <w:bookmarkEnd w:id="21"/>
+    <w:bookmarkStart w:id="22" w:name="step-1-create-the-clinic-record"/>
     <w:p>
       <w:pPr>
         <w:pStyle w:val="Heading2"/>
@@ -247,8 +247,8 @@
       </w:pPr>
       <w:r>
         <w:rPr>
-          <w:b/>
-          <w:bCs/>
+          <w:bCs/>
+          <w:b/>
         </w:rPr>
         <w:t xml:space="preserve">Who does this:</w:t>
       </w:r>
@@ -261,11 +261,11 @@
     </w:p>
     <w:p>
       <w:pPr>
-        <w:pStyle w:val="Compact"/>
         <w:numPr>
           <w:ilvl w:val="0"/>
-          <w:numId w:val="1009"/>
-        </w:numPr>
+          <w:numId w:val="1002"/>
+        </w:numPr>
+        <w:pStyle w:val="Compact"/>
       </w:pPr>
       <w:r>
         <w:t xml:space="preserve">Log in to the Ops Dashboard as ops_admin</w:t>
@@ -273,11 +273,11 @@
     </w:p>
     <w:p>
       <w:pPr>
-        <w:pStyle w:val="Compact"/>
         <w:numPr>
           <w:ilvl w:val="0"/>
-          <w:numId w:val="1009"/>
-        </w:numPr>
+          <w:numId w:val="1002"/>
+        </w:numPr>
+        <w:pStyle w:val="Compact"/>
       </w:pPr>
       <w:r>
         <w:t xml:space="preserve">Create the clinic record in Supabase with:</w:t>
@@ -285,11 +285,11 @@
     </w:p>
     <w:p>
       <w:pPr>
-        <w:pStyle w:val="Compact"/>
         <w:numPr>
           <w:ilvl w:val="1"/>
-          <w:numId w:val="1010"/>
-        </w:numPr>
+          <w:numId w:val="1003"/>
+        </w:numPr>
+        <w:pStyle w:val="Compact"/>
       </w:pPr>
       <w:r>
         <w:rPr>
@@ -303,11 +303,11 @@
     </w:p>
     <w:p>
       <w:pPr>
-        <w:pStyle w:val="Compact"/>
         <w:numPr>
           <w:ilvl w:val="1"/>
-          <w:numId w:val="1010"/>
-        </w:numPr>
+          <w:numId w:val="1003"/>
+        </w:numPr>
+        <w:pStyle w:val="Compact"/>
       </w:pPr>
       <w:r>
         <w:rPr>
@@ -321,11 +321,11 @@
     </w:p>
     <w:p>
       <w:pPr>
-        <w:pStyle w:val="Compact"/>
         <w:numPr>
           <w:ilvl w:val="1"/>
-          <w:numId w:val="1010"/>
-        </w:numPr>
+          <w:numId w:val="1003"/>
+        </w:numPr>
+        <w:pStyle w:val="Compact"/>
       </w:pPr>
       <w:r>
         <w:rPr>
@@ -339,11 +339,11 @@
     </w:p>
     <w:p>
       <w:pPr>
-        <w:pStyle w:val="Compact"/>
         <w:numPr>
           <w:ilvl w:val="0"/>
-          <w:numId w:val="1009"/>
-        </w:numPr>
+          <w:numId w:val="1002"/>
+        </w:numPr>
+        <w:pStyle w:val="Compact"/>
       </w:pPr>
       <w:r>
         <w:t xml:space="preserve">Note the generated</w:t>
@@ -370,8 +370,8 @@
       </w:pPr>
       <w:r>
         <w:rPr>
-          <w:b/>
-          <w:bCs/>
+          <w:bCs/>
+          <w:b/>
         </w:rPr>
         <w:t xml:space="preserve">Verification:</w:t>
       </w:r>
@@ -389,8 +389,8 @@
         </w:pict>
       </w:r>
     </w:p>
-    <w:bookmarkEnd w:id="11"/>
-    <w:bookmarkStart w:id="15" w:name="step-2-create-user-accounts"/>
+    <w:bookmarkEnd w:id="22"/>
+    <w:bookmarkStart w:id="26" w:name="step-2-create-user-accounts"/>
     <w:p>
       <w:pPr>
         <w:pStyle w:val="Heading2"/>
@@ -405,8 +405,8 @@
       </w:pPr>
       <w:r>
         <w:rPr>
-          <w:b/>
-          <w:bCs/>
+          <w:bCs/>
+          <w:b/>
         </w:rPr>
         <w:t xml:space="preserve">Who does this:</w:t>
       </w:r>
@@ -425,7 +425,7 @@
         <w:t xml:space="preserve">Create Supabase Auth users for each clinic team member:</w:t>
       </w:r>
     </w:p>
-    <w:bookmarkStart w:id="12" w:name="clinic-admin"/>
+    <w:bookmarkStart w:id="23" w:name="clinic-admin"/>
     <w:p>
       <w:pPr>
         <w:pStyle w:val="Heading3"/>
@@ -490,8 +490,8 @@
         <w:t xml:space="preserve">}</w:t>
       </w:r>
     </w:p>
-    <w:bookmarkEnd w:id="12"/>
-    <w:bookmarkStart w:id="13" w:name="providers"/>
+    <w:bookmarkEnd w:id="23"/>
+    <w:bookmarkStart w:id="24" w:name="providers"/>
     <w:p>
       <w:pPr>
         <w:pStyle w:val="Heading3"/>
@@ -651,8 +651,8 @@
         <w:t xml:space="preserve">: MD, DO, NP, or PA</w:t>
       </w:r>
     </w:p>
-    <w:bookmarkEnd w:id="13"/>
-    <w:bookmarkStart w:id="14" w:name="medical-assistants"/>
+    <w:bookmarkEnd w:id="24"/>
+    <w:bookmarkStart w:id="25" w:name="medical-assistants"/>
     <w:p>
       <w:pPr>
         <w:pStyle w:val="Heading3"/>
@@ -723,8 +723,8 @@
       </w:pPr>
       <w:r>
         <w:rPr>
-          <w:b/>
-          <w:bCs/>
+          <w:bCs/>
+          <w:b/>
         </w:rPr>
         <w:t xml:space="preserve">Verification:</w:t>
       </w:r>
@@ -769,9 +769,9 @@
         </w:pict>
       </w:r>
     </w:p>
-    <w:bookmarkEnd w:id="14"/>
-    <w:bookmarkEnd w:id="15"/>
-    <w:bookmarkStart w:id="16" w:name="step-3-stripe-connect-onboarding"/>
+    <w:bookmarkEnd w:id="25"/>
+    <w:bookmarkEnd w:id="26"/>
+    <w:bookmarkStart w:id="27" w:name="step-3-stripe-connect-onboarding"/>
     <w:p>
       <w:pPr>
         <w:pStyle w:val="Heading2"/>
@@ -786,8 +786,8 @@
       </w:pPr>
       <w:r>
         <w:rPr>
-          <w:b/>
-          <w:bCs/>
+          <w:bCs/>
+          <w:b/>
         </w:rPr>
         <w:t xml:space="preserve">Who does this:</w:t>
       </w:r>
@@ -808,11 +808,11 @@
     </w:p>
     <w:p>
       <w:pPr>
-        <w:pStyle w:val="Compact"/>
         <w:numPr>
           <w:ilvl w:val="0"/>
-          <w:numId w:val="1011"/>
-        </w:numPr>
+          <w:numId w:val="1004"/>
+        </w:numPr>
+        <w:pStyle w:val="Compact"/>
       </w:pPr>
       <w:r>
         <w:t xml:space="preserve">The clinic admin logs into CompoundIQ</w:t>
@@ -820,11 +820,11 @@
     </w:p>
     <w:p>
       <w:pPr>
-        <w:pStyle w:val="Compact"/>
         <w:numPr>
           <w:ilvl w:val="0"/>
-          <w:numId w:val="1011"/>
-        </w:numPr>
+          <w:numId w:val="1004"/>
+        </w:numPr>
+        <w:pStyle w:val="Compact"/>
       </w:pPr>
       <w:r>
         <w:t xml:space="preserve">They will see a banner:</w:t>
@@ -833,7 +833,13 @@
         <w:t xml:space="preserve"> </w:t>
       </w:r>
       <w:r>
-        <w:t xml:space="preserve">“Stripe onboarding must be completed”</w:t>
+        <w:t xml:space="preserve">“</w:t>
+      </w:r>
+      <w:r>
+        <w:t xml:space="preserve">Stripe onboarding must be completed</w:t>
+      </w:r>
+      <w:r>
+        <w:t xml:space="preserve">”</w:t>
       </w:r>
       <w:r>
         <w:t xml:space="preserve"> </w:t>
@@ -845,7 +851,13 @@
         <w:t xml:space="preserve"> </w:t>
       </w:r>
       <w:r>
-        <w:t xml:space="preserve">“+ New Prescription”</w:t>
+        <w:t xml:space="preserve">“</w:t>
+      </w:r>
+      <w:r>
+        <w:t xml:space="preserve">+ New Prescription</w:t>
+      </w:r>
+      <w:r>
+        <w:t xml:space="preserve">”</w:t>
       </w:r>
       <w:r>
         <w:t xml:space="preserve"> </w:t>
@@ -856,11 +868,11 @@
     </w:p>
     <w:p>
       <w:pPr>
-        <w:pStyle w:val="Compact"/>
         <w:numPr>
           <w:ilvl w:val="0"/>
-          <w:numId w:val="1011"/>
-        </w:numPr>
+          <w:numId w:val="1004"/>
+        </w:numPr>
+        <w:pStyle w:val="Compact"/>
       </w:pPr>
       <w:r>
         <w:t xml:space="preserve">Navigate to Settings or click the Stripe onboarding banner</w:t>
@@ -868,11 +880,11 @@
     </w:p>
     <w:p>
       <w:pPr>
-        <w:pStyle w:val="Compact"/>
         <w:numPr>
           <w:ilvl w:val="0"/>
-          <w:numId w:val="1011"/>
-        </w:numPr>
+          <w:numId w:val="1004"/>
+        </w:numPr>
+        <w:pStyle w:val="Compact"/>
       </w:pPr>
       <w:r>
         <w:t xml:space="preserve">Click</w:t>
@@ -881,7 +893,13 @@
         <w:t xml:space="preserve"> </w:t>
       </w:r>
       <w:r>
-        <w:t xml:space="preserve">“Set Up Payments”</w:t>
+        <w:t xml:space="preserve">“</w:t>
+      </w:r>
+      <w:r>
+        <w:t xml:space="preserve">Set Up Payments</w:t>
+      </w:r>
+      <w:r>
+        <w:t xml:space="preserve">”</w:t>
       </w:r>
       <w:r>
         <w:t xml:space="preserve"> </w:t>
@@ -892,11 +910,11 @@
     </w:p>
     <w:p>
       <w:pPr>
-        <w:pStyle w:val="Compact"/>
         <w:numPr>
           <w:ilvl w:val="0"/>
-          <w:numId w:val="1011"/>
-        </w:numPr>
+          <w:numId w:val="1004"/>
+        </w:numPr>
+        <w:pStyle w:val="Compact"/>
       </w:pPr>
       <w:r>
         <w:t xml:space="preserve">The clinic admin completes Stripe’s requirements:</w:t>
@@ -904,11 +922,11 @@
     </w:p>
     <w:p>
       <w:pPr>
-        <w:pStyle w:val="Compact"/>
         <w:numPr>
           <w:ilvl w:val="1"/>
-          <w:numId w:val="1012"/>
-        </w:numPr>
+          <w:numId w:val="1005"/>
+        </w:numPr>
+        <w:pStyle w:val="Compact"/>
       </w:pPr>
       <w:r>
         <w:t xml:space="preserve">Business information (legal name, EIN/SSN, address)</w:t>
@@ -916,11 +934,11 @@
     </w:p>
     <w:p>
       <w:pPr>
-        <w:pStyle w:val="Compact"/>
         <w:numPr>
           <w:ilvl w:val="1"/>
-          <w:numId w:val="1012"/>
-        </w:numPr>
+          <w:numId w:val="1005"/>
+        </w:numPr>
+        <w:pStyle w:val="Compact"/>
       </w:pPr>
       <w:r>
         <w:t xml:space="preserve">Bank account for payouts</w:t>
@@ -928,11 +946,11 @@
     </w:p>
     <w:p>
       <w:pPr>
-        <w:pStyle w:val="Compact"/>
         <w:numPr>
           <w:ilvl w:val="1"/>
-          <w:numId w:val="1012"/>
-        </w:numPr>
+          <w:numId w:val="1005"/>
+        </w:numPr>
+        <w:pStyle w:val="Compact"/>
       </w:pPr>
       <w:r>
         <w:t xml:space="preserve">Identity verification</w:t>
@@ -940,11 +958,11 @@
     </w:p>
     <w:p>
       <w:pPr>
-        <w:pStyle w:val="Compact"/>
         <w:numPr>
           <w:ilvl w:val="0"/>
-          <w:numId w:val="1011"/>
-        </w:numPr>
+          <w:numId w:val="1004"/>
+        </w:numPr>
+        <w:pStyle w:val="Compact"/>
       </w:pPr>
       <w:r>
         <w:t xml:space="preserve">After completion, Stripe redirects back to CompoundIQ</w:t>
@@ -952,11 +970,11 @@
     </w:p>
     <w:p>
       <w:pPr>
-        <w:pStyle w:val="Compact"/>
         <w:numPr>
           <w:ilvl w:val="0"/>
-          <w:numId w:val="1011"/>
-        </w:numPr>
+          <w:numId w:val="1004"/>
+        </w:numPr>
+        <w:pStyle w:val="Compact"/>
       </w:pPr>
       <w:r>
         <w:t xml:space="preserve">The system receives an</w:t>
@@ -979,11 +997,11 @@
     </w:p>
     <w:p>
       <w:pPr>
-        <w:pStyle w:val="Compact"/>
         <w:numPr>
           <w:ilvl w:val="0"/>
-          <w:numId w:val="1011"/>
-        </w:numPr>
+          <w:numId w:val="1004"/>
+        </w:numPr>
+        <w:pStyle w:val="Compact"/>
       </w:pPr>
       <w:r>
         <w:t xml:space="preserve">If</w:t>
@@ -1021,11 +1039,11 @@
     </w:p>
     <w:p>
       <w:pPr>
-        <w:pStyle w:val="Compact"/>
         <w:numPr>
           <w:ilvl w:val="1"/>
-          <w:numId w:val="1013"/>
-        </w:numPr>
+          <w:numId w:val="1006"/>
+        </w:numPr>
+        <w:pStyle w:val="Compact"/>
       </w:pPr>
       <w:r>
         <w:rPr>
@@ -1044,19 +1062,19 @@
       </w:r>
       <w:r>
         <w:rPr>
-          <w:b/>
-          <w:bCs/>
+          <w:bCs/>
+          <w:b/>
         </w:rPr>
         <w:t xml:space="preserve">ACTIVE</w:t>
       </w:r>
     </w:p>
     <w:p>
       <w:pPr>
-        <w:pStyle w:val="Compact"/>
         <w:numPr>
           <w:ilvl w:val="1"/>
-          <w:numId w:val="1013"/>
-        </w:numPr>
+          <w:numId w:val="1006"/>
+        </w:numPr>
+        <w:pStyle w:val="Compact"/>
       </w:pPr>
       <w:r>
         <w:t xml:space="preserve">The</w:t>
@@ -1065,7 +1083,13 @@
         <w:t xml:space="preserve"> </w:t>
       </w:r>
       <w:r>
-        <w:t xml:space="preserve">“+ New Prescription”</w:t>
+        <w:t xml:space="preserve">“</w:t>
+      </w:r>
+      <w:r>
+        <w:t xml:space="preserve">+ New Prescription</w:t>
+      </w:r>
+      <w:r>
+        <w:t xml:space="preserve">”</w:t>
       </w:r>
       <w:r>
         <w:t xml:space="preserve"> </w:t>
@@ -1076,11 +1100,11 @@
     </w:p>
     <w:p>
       <w:pPr>
-        <w:pStyle w:val="Compact"/>
         <w:numPr>
           <w:ilvl w:val="1"/>
-          <w:numId w:val="1013"/>
-        </w:numPr>
+          <w:numId w:val="1006"/>
+        </w:numPr>
+        <w:pStyle w:val="Compact"/>
       </w:pPr>
       <w:r>
         <w:t xml:space="preserve">The clinic is ready to create orders</w:t>
@@ -1092,8 +1116,8 @@
       </w:pPr>
       <w:r>
         <w:rPr>
-          <w:b/>
-          <w:bCs/>
+          <w:bCs/>
+          <w:b/>
         </w:rPr>
         <w:t xml:space="preserve">If Stripe requires additional information:</w:t>
       </w:r>
@@ -1123,8 +1147,8 @@
       </w:r>
       <w:r>
         <w:rPr>
-          <w:b/>
-          <w:bCs/>
+          <w:bCs/>
+          <w:b/>
         </w:rPr>
         <w:t xml:space="preserve">RESTRICTED</w:t>
       </w:r>
@@ -1153,8 +1177,8 @@
       </w:pPr>
       <w:r>
         <w:rPr>
-          <w:b/>
-          <w:bCs/>
+          <w:bCs/>
+          <w:b/>
         </w:rPr>
         <w:t xml:space="preserve">Verification:</w:t>
       </w:r>
@@ -1177,7 +1201,13 @@
         <w:t xml:space="preserve"> </w:t>
       </w:r>
       <w:r>
-        <w:t xml:space="preserve">“+ New Prescription”</w:t>
+        <w:t xml:space="preserve">“</w:t>
+      </w:r>
+      <w:r>
+        <w:t xml:space="preserve">+ New Prescription</w:t>
+      </w:r>
+      <w:r>
+        <w:t xml:space="preserve">”</w:t>
       </w:r>
       <w:r>
         <w:t xml:space="preserve"> </w:t>
@@ -1193,8 +1223,8 @@
         </w:pict>
       </w:r>
     </w:p>
-    <w:bookmarkEnd w:id="16"/>
-    <w:bookmarkStart w:id="17" w:name="step-4-configure-clinic-settings"/>
+    <w:bookmarkEnd w:id="27"/>
+    <w:bookmarkStart w:id="28" w:name="step-4-configure-clinic-settings"/>
     <w:p>
       <w:pPr>
         <w:pStyle w:val="Heading2"/>
@@ -1209,8 +1239,8 @@
       </w:pPr>
       <w:r>
         <w:rPr>
-          <w:b/>
-          <w:bCs/>
+          <w:bCs/>
+          <w:b/>
         </w:rPr>
         <w:t xml:space="preserve">Who does this:</w:t>
       </w:r>
@@ -1223,11 +1253,11 @@
     </w:p>
     <w:p>
       <w:pPr>
-        <w:pStyle w:val="Compact"/>
         <w:numPr>
           <w:ilvl w:val="0"/>
-          <w:numId w:val="1014"/>
-        </w:numPr>
+          <w:numId w:val="1007"/>
+        </w:numPr>
+        <w:pStyle w:val="Compact"/>
       </w:pPr>
       <w:r>
         <w:t xml:space="preserve">Navigate to</w:t>
@@ -1237,8 +1267,8 @@
       </w:r>
       <w:r>
         <w:rPr>
-          <w:b/>
-          <w:bCs/>
+          <w:bCs/>
+          <w:b/>
         </w:rPr>
         <w:t xml:space="preserve">Settings</w:t>
       </w:r>
@@ -1251,16 +1281,16 @@
     </w:p>
     <w:p>
       <w:pPr>
-        <w:pStyle w:val="Compact"/>
         <w:numPr>
           <w:ilvl w:val="0"/>
-          <w:numId w:val="1014"/>
-        </w:numPr>
-      </w:pPr>
-      <w:r>
-        <w:rPr>
-          <w:b/>
-          <w:bCs/>
+          <w:numId w:val="1007"/>
+        </w:numPr>
+        <w:pStyle w:val="Compact"/>
+      </w:pPr>
+      <w:r>
+        <w:rPr>
+          <w:bCs/>
+          <w:b/>
         </w:rPr>
         <w:t xml:space="preserve">Upload clinic logo</w:t>
       </w:r>
@@ -1273,16 +1303,16 @@
     </w:p>
     <w:p>
       <w:pPr>
-        <w:pStyle w:val="Compact"/>
         <w:numPr>
           <w:ilvl w:val="0"/>
-          <w:numId w:val="1014"/>
-        </w:numPr>
-      </w:pPr>
-      <w:r>
-        <w:rPr>
-          <w:b/>
-          <w:bCs/>
+          <w:numId w:val="1007"/>
+        </w:numPr>
+        <w:pStyle w:val="Compact"/>
+      </w:pPr>
+      <w:r>
+        <w:rPr>
+          <w:bCs/>
+          <w:b/>
         </w:rPr>
         <w:t xml:space="preserve">Set default markup percentage</w:t>
       </w:r>
@@ -1295,16 +1325,16 @@
     </w:p>
     <w:p>
       <w:pPr>
-        <w:pStyle w:val="Compact"/>
         <w:numPr>
           <w:ilvl w:val="0"/>
-          <w:numId w:val="1014"/>
-        </w:numPr>
-      </w:pPr>
-      <w:r>
-        <w:rPr>
-          <w:b/>
-          <w:bCs/>
+          <w:numId w:val="1007"/>
+        </w:numPr>
+        <w:pStyle w:val="Compact"/>
+      </w:pPr>
+      <w:r>
+        <w:rPr>
+          <w:bCs/>
+          <w:b/>
         </w:rPr>
         <w:t xml:space="preserve">Verify clinic contact info</w:t>
       </w:r>
@@ -1321,8 +1351,8 @@
       </w:pPr>
       <w:r>
         <w:rPr>
-          <w:b/>
-          <w:bCs/>
+          <w:bCs/>
+          <w:b/>
         </w:rPr>
         <w:t xml:space="preserve">Verification:</w:t>
       </w:r>
@@ -1340,8 +1370,8 @@
         </w:pict>
       </w:r>
     </w:p>
-    <w:bookmarkEnd w:id="17"/>
-    <w:bookmarkStart w:id="18" w:name="step-5-verify-pharmacy-access"/>
+    <w:bookmarkEnd w:id="28"/>
+    <w:bookmarkStart w:id="29" w:name="step-5-verify-pharmacy-access"/>
     <w:p>
       <w:pPr>
         <w:pStyle w:val="Heading2"/>
@@ -1356,8 +1386,8 @@
       </w:pPr>
       <w:r>
         <w:rPr>
-          <w:b/>
-          <w:bCs/>
+          <w:bCs/>
+          <w:b/>
         </w:rPr>
         <w:t xml:space="preserve">Who does this:</w:t>
       </w:r>
@@ -1370,11 +1400,11 @@
     </w:p>
     <w:p>
       <w:pPr>
-        <w:pStyle w:val="Compact"/>
         <w:numPr>
           <w:ilvl w:val="0"/>
-          <w:numId w:val="1015"/>
-        </w:numPr>
+          <w:numId w:val="1008"/>
+        </w:numPr>
+        <w:pStyle w:val="Compact"/>
       </w:pPr>
       <w:r>
         <w:t xml:space="preserve">Log in as the medical assistant</w:t>
@@ -1382,11 +1412,11 @@
     </w:p>
     <w:p>
       <w:pPr>
-        <w:pStyle w:val="Compact"/>
         <w:numPr>
           <w:ilvl w:val="0"/>
-          <w:numId w:val="1015"/>
-        </w:numPr>
+          <w:numId w:val="1008"/>
+        </w:numPr>
+        <w:pStyle w:val="Compact"/>
       </w:pPr>
       <w:r>
         <w:t xml:space="preserve">Click</w:t>
@@ -1395,16 +1425,22 @@
         <w:t xml:space="preserve"> </w:t>
       </w:r>
       <w:r>
-        <w:t xml:space="preserve">“+ New Prescription”</w:t>
-      </w:r>
-    </w:p>
-    <w:p>
-      <w:pPr>
-        <w:pStyle w:val="Compact"/>
+        <w:t xml:space="preserve">“</w:t>
+      </w:r>
+      <w:r>
+        <w:t xml:space="preserve">+ New Prescription</w:t>
+      </w:r>
+      <w:r>
+        <w:t xml:space="preserve">”</w:t>
+      </w:r>
+    </w:p>
+    <w:p>
+      <w:pPr>
         <w:numPr>
           <w:ilvl w:val="0"/>
-          <w:numId w:val="1015"/>
-        </w:numPr>
+          <w:numId w:val="1008"/>
+        </w:numPr>
+        <w:pStyle w:val="Compact"/>
       </w:pPr>
       <w:r>
         <w:t xml:space="preserve">Select the patient’s shipping state (e.g., TX)</w:t>
@@ -1412,11 +1448,11 @@
     </w:p>
     <w:p>
       <w:pPr>
-        <w:pStyle w:val="Compact"/>
         <w:numPr>
           <w:ilvl w:val="0"/>
-          <w:numId w:val="1015"/>
-        </w:numPr>
+          <w:numId w:val="1008"/>
+        </w:numPr>
+        <w:pStyle w:val="Compact"/>
       </w:pPr>
       <w:r>
         <w:t xml:space="preserve">Search for a common medication (e.g.,</w:t>
@@ -1425,7 +1461,13 @@
         <w:t xml:space="preserve"> </w:t>
       </w:r>
       <w:r>
-        <w:t xml:space="preserve">“Semaglutide”</w:t>
+        <w:t xml:space="preserve">“</w:t>
+      </w:r>
+      <w:r>
+        <w:t xml:space="preserve">Semaglutide</w:t>
+      </w:r>
+      <w:r>
+        <w:t xml:space="preserve">”</w:t>
       </w:r>
       <w:r>
         <w:t xml:space="preserve">)</w:t>
@@ -1433,11 +1475,11 @@
     </w:p>
     <w:p>
       <w:pPr>
-        <w:pStyle w:val="Compact"/>
         <w:numPr>
           <w:ilvl w:val="0"/>
-          <w:numId w:val="1015"/>
-        </w:numPr>
+          <w:numId w:val="1008"/>
+        </w:numPr>
+        <w:pStyle w:val="Compact"/>
       </w:pPr>
       <w:r>
         <w:t xml:space="preserve">Verify pharmacy results appear with:</w:t>
@@ -1445,11 +1487,11 @@
     </w:p>
     <w:p>
       <w:pPr>
-        <w:pStyle w:val="Compact"/>
         <w:numPr>
           <w:ilvl w:val="1"/>
-          <w:numId w:val="1016"/>
-        </w:numPr>
+          <w:numId w:val="1009"/>
+        </w:numPr>
+        <w:pStyle w:val="Compact"/>
       </w:pPr>
       <w:r>
         <w:t xml:space="preserve">Pharmacy names</w:t>
@@ -1457,11 +1499,11 @@
     </w:p>
     <w:p>
       <w:pPr>
-        <w:pStyle w:val="Compact"/>
         <w:numPr>
           <w:ilvl w:val="1"/>
-          <w:numId w:val="1016"/>
-        </w:numPr>
+          <w:numId w:val="1009"/>
+        </w:numPr>
+        <w:pStyle w:val="Compact"/>
       </w:pPr>
       <w:r>
         <w:t xml:space="preserve">Wholesale pricing</w:t>
@@ -1469,11 +1511,11 @@
     </w:p>
     <w:p>
       <w:pPr>
-        <w:pStyle w:val="Compact"/>
         <w:numPr>
           <w:ilvl w:val="1"/>
-          <w:numId w:val="1016"/>
-        </w:numPr>
+          <w:numId w:val="1009"/>
+        </w:numPr>
+        <w:pStyle w:val="Compact"/>
       </w:pPr>
       <w:r>
         <w:t xml:space="preserve">Integration tier badges</w:t>
@@ -1481,11 +1523,11 @@
     </w:p>
     <w:p>
       <w:pPr>
-        <w:pStyle w:val="Compact"/>
         <w:numPr>
           <w:ilvl w:val="1"/>
-          <w:numId w:val="1016"/>
-        </w:numPr>
+          <w:numId w:val="1009"/>
+        </w:numPr>
+        <w:pStyle w:val="Compact"/>
       </w:pPr>
       <w:r>
         <w:t xml:space="preserve">Turnaround times</w:t>
@@ -1497,8 +1539,8 @@
       </w:pPr>
       <w:r>
         <w:rPr>
-          <w:b/>
-          <w:bCs/>
+          <w:bCs/>
+          <w:b/>
         </w:rPr>
         <w:t xml:space="preserve">If no results appear:</w:t>
       </w:r>
@@ -1545,8 +1587,8 @@
       </w:pPr>
       <w:r>
         <w:rPr>
-          <w:b/>
-          <w:bCs/>
+          <w:bCs/>
+          <w:b/>
         </w:rPr>
         <w:t xml:space="preserve">Verification:</w:t>
       </w:r>
@@ -1564,8 +1606,8 @@
         </w:pict>
       </w:r>
     </w:p>
-    <w:bookmarkEnd w:id="18"/>
-    <w:bookmarkStart w:id="19" w:name="step-6-first-test-order-internal"/>
+    <w:bookmarkEnd w:id="29"/>
+    <w:bookmarkStart w:id="30" w:name="step-6-first-test-order-internal"/>
     <w:p>
       <w:pPr>
         <w:pStyle w:val="Heading2"/>
@@ -1580,8 +1622,8 @@
       </w:pPr>
       <w:r>
         <w:rPr>
-          <w:b/>
-          <w:bCs/>
+          <w:bCs/>
+          <w:b/>
         </w:rPr>
         <w:t xml:space="preserve">Who does this:</w:t>
       </w:r>
@@ -1602,543 +1644,627 @@
     </w:p>
     <w:p>
       <w:pPr>
-        <w:pStyle w:val="Compact"/>
         <w:numPr>
           <w:ilvl w:val="0"/>
+          <w:numId w:val="1010"/>
+        </w:numPr>
+        <w:pStyle w:val="Compact"/>
+      </w:pPr>
+      <w:r>
+        <w:rPr>
+          <w:bCs/>
+          <w:b/>
+        </w:rPr>
+        <w:t xml:space="preserve">MA selects patient &amp; provider:</w:t>
+      </w:r>
+    </w:p>
+    <w:p>
+      <w:pPr>
+        <w:numPr>
+          <w:ilvl w:val="1"/>
+          <w:numId w:val="1011"/>
+        </w:numPr>
+        <w:pStyle w:val="Compact"/>
+      </w:pPr>
+      <w:r>
+        <w:t xml:space="preserve">Click</w:t>
+      </w:r>
+      <w:r>
+        <w:t xml:space="preserve"> </w:t>
+      </w:r>
+      <w:r>
+        <w:t xml:space="preserve">“</w:t>
+      </w:r>
+      <w:r>
+        <w:t xml:space="preserve">+ New Prescription</w:t>
+      </w:r>
+      <w:r>
+        <w:t xml:space="preserve">”</w:t>
+      </w:r>
+      <w:r>
+        <w:t xml:space="preserve"> </w:t>
+      </w:r>
+      <w:r>
+        <w:t xml:space="preserve">on the dashboard</w:t>
+      </w:r>
+    </w:p>
+    <w:p>
+      <w:pPr>
+        <w:numPr>
+          <w:ilvl w:val="1"/>
+          <w:numId w:val="1011"/>
+        </w:numPr>
+        <w:pStyle w:val="Compact"/>
+      </w:pPr>
+      <w:r>
+        <w:t xml:space="preserve">Search for the test patient and select them</w:t>
+      </w:r>
+    </w:p>
+    <w:p>
+      <w:pPr>
+        <w:numPr>
+          <w:ilvl w:val="1"/>
+          <w:numId w:val="1011"/>
+        </w:numPr>
+        <w:pStyle w:val="Compact"/>
+      </w:pPr>
+      <w:r>
+        <w:t xml:space="preserve">Provider auto-selects (or select from the list)</w:t>
+      </w:r>
+    </w:p>
+    <w:p>
+      <w:pPr>
+        <w:numPr>
+          <w:ilvl w:val="1"/>
+          <w:numId w:val="1011"/>
+        </w:numPr>
+        <w:pStyle w:val="Compact"/>
+      </w:pPr>
+      <w:r>
+        <w:t xml:space="preserve">Click</w:t>
+      </w:r>
+      <w:r>
+        <w:t xml:space="preserve"> </w:t>
+      </w:r>
+      <w:r>
+        <w:t xml:space="preserve">“</w:t>
+      </w:r>
+      <w:r>
+        <w:t xml:space="preserve">Continue to Pharmacy Search</w:t>
+      </w:r>
+      <w:r>
+        <w:t xml:space="preserve">”</w:t>
+      </w:r>
+    </w:p>
+    <w:p>
+      <w:pPr>
+        <w:numPr>
+          <w:ilvl w:val="0"/>
+          <w:numId w:val="1010"/>
+        </w:numPr>
+        <w:pStyle w:val="Compact"/>
+      </w:pPr>
+      <w:r>
+        <w:rPr>
+          <w:bCs/>
+          <w:b/>
+        </w:rPr>
+        <w:t xml:space="preserve">MA configures medication:</w:t>
+      </w:r>
+    </w:p>
+    <w:p>
+      <w:pPr>
+        <w:numPr>
+          <w:ilvl w:val="1"/>
+          <w:numId w:val="1012"/>
+        </w:numPr>
+        <w:pStyle w:val="Compact"/>
+      </w:pPr>
+      <w:r>
+        <w:t xml:space="preserve">Patient shipping state is auto-filled from the patient record</w:t>
+      </w:r>
+    </w:p>
+    <w:p>
+      <w:pPr>
+        <w:numPr>
+          <w:ilvl w:val="1"/>
+          <w:numId w:val="1012"/>
+        </w:numPr>
+        <w:pStyle w:val="Compact"/>
+      </w:pPr>
+      <w:r>
+        <w:rPr>
+          <w:bCs/>
+          <w:b/>
+        </w:rPr>
+        <w:t xml:space="preserve">Option A (Quick):</w:t>
+      </w:r>
+      <w:r>
+        <w:t xml:space="preserve"> </w:t>
+      </w:r>
+      <w:r>
+        <w:t xml:space="preserve">Click a Provider Favorite for one-click load, or apply a Protocol Template to add multiple medications at once</w:t>
+      </w:r>
+    </w:p>
+    <w:p>
+      <w:pPr>
+        <w:numPr>
+          <w:ilvl w:val="1"/>
+          <w:numId w:val="1012"/>
+        </w:numPr>
+        <w:pStyle w:val="Compact"/>
+      </w:pPr>
+      <w:r>
+        <w:rPr>
+          <w:bCs/>
+          <w:b/>
+        </w:rPr>
+        <w:t xml:space="preserve">Option B (Full):</w:t>
+      </w:r>
+      <w:r>
+        <w:t xml:space="preserve"> </w:t>
+      </w:r>
+      <w:r>
+        <w:t xml:space="preserve">Search by ingredient name → cascading dropdowns (salt form → formulation → dose/frequency/timing/duration) → select pharmacy → set retail price. The structured sig builder auto-generates prescription directions with unit conversion.</w:t>
+      </w:r>
+    </w:p>
+    <w:p>
+      <w:pPr>
+        <w:numPr>
+          <w:ilvl w:val="1"/>
+          <w:numId w:val="1012"/>
+        </w:numPr>
+        <w:pStyle w:val="Compact"/>
+      </w:pPr>
+      <w:r>
+        <w:t xml:space="preserve">For titration protocols (e.g., LDN): toggle Titration mode and set start dose, increment, interval, target</w:t>
+      </w:r>
+    </w:p>
+    <w:p>
+      <w:pPr>
+        <w:numPr>
+          <w:ilvl w:val="1"/>
+          <w:numId w:val="1012"/>
+        </w:numPr>
+        <w:pStyle w:val="Compact"/>
+      </w:pPr>
+      <w:r>
+        <w:t xml:space="preserve">Choose one of three options:</w:t>
+      </w:r>
+    </w:p>
+    <w:p>
+      <w:pPr>
+        <w:numPr>
+          <w:ilvl w:val="2"/>
+          <w:numId w:val="1013"/>
+        </w:numPr>
+        <w:pStyle w:val="Compact"/>
+      </w:pPr>
+      <w:r>
+        <w:rPr>
+          <w:bCs/>
+          <w:b/>
+        </w:rPr>
+        <w:t xml:space="preserve">“</w:t>
+      </w:r>
+      <w:r>
+        <w:rPr>
+          <w:bCs/>
+          <w:b/>
+        </w:rPr>
+        <w:t xml:space="preserve">Add &amp; Search Another</w:t>
+      </w:r>
+      <w:r>
+        <w:rPr>
+          <w:bCs/>
+          <w:b/>
+        </w:rPr>
+        <w:t xml:space="preserve">”</w:t>
+      </w:r>
+      <w:r>
+        <w:t xml:space="preserve"> </w:t>
+      </w:r>
+      <w:r>
+        <w:t xml:space="preserve">— to add more prescriptions for the same patient</w:t>
+      </w:r>
+    </w:p>
+    <w:p>
+      <w:pPr>
+        <w:numPr>
+          <w:ilvl w:val="2"/>
+          <w:numId w:val="1013"/>
+        </w:numPr>
+        <w:pStyle w:val="Compact"/>
+      </w:pPr>
+      <w:r>
+        <w:rPr>
+          <w:bCs/>
+          <w:b/>
+        </w:rPr>
+        <w:t xml:space="preserve">“</w:t>
+      </w:r>
+      <w:r>
+        <w:rPr>
+          <w:bCs/>
+          <w:b/>
+        </w:rPr>
+        <w:t xml:space="preserve">Review &amp; Send</w:t>
+      </w:r>
+      <w:r>
+        <w:rPr>
+          <w:bCs/>
+          <w:b/>
+        </w:rPr>
+        <w:t xml:space="preserve">”</w:t>
+      </w:r>
+      <w:r>
+        <w:t xml:space="preserve"> </w:t>
+      </w:r>
+      <w:r>
+        <w:t xml:space="preserve">— to go to batch review and sign</w:t>
+      </w:r>
+    </w:p>
+    <w:p>
+      <w:pPr>
+        <w:numPr>
+          <w:ilvl w:val="2"/>
+          <w:numId w:val="1013"/>
+        </w:numPr>
+        <w:pStyle w:val="Compact"/>
+      </w:pPr>
+      <w:r>
+        <w:rPr>
+          <w:bCs/>
+          <w:b/>
+        </w:rPr>
+        <w:t xml:space="preserve">“</w:t>
+      </w:r>
+      <w:r>
+        <w:rPr>
+          <w:bCs/>
+          <w:b/>
+        </w:rPr>
+        <w:t xml:space="preserve">Save as Draft</w:t>
+      </w:r>
+      <w:r>
+        <w:rPr>
+          <w:bCs/>
+          <w:b/>
+        </w:rPr>
+        <w:t xml:space="preserve">”</w:t>
+      </w:r>
+      <w:r>
+        <w:t xml:space="preserve"> </w:t>
+      </w:r>
+      <w:r>
+        <w:t xml:space="preserve">— to save for the provider to sign later</w:t>
+      </w:r>
+    </w:p>
+    <w:p>
+      <w:pPr>
+        <w:numPr>
+          <w:ilvl w:val="0"/>
+          <w:numId w:val="1010"/>
+        </w:numPr>
+        <w:pStyle w:val="Compact"/>
+      </w:pPr>
+      <w:r>
+        <w:rPr>
+          <w:bCs/>
+          <w:b/>
+        </w:rPr>
+        <w:t xml:space="preserve">Provider signs (two options):</w:t>
+      </w:r>
+    </w:p>
+    <w:p>
+      <w:pPr>
+        <w:numPr>
+          <w:ilvl w:val="1"/>
+          <w:numId w:val="1014"/>
+        </w:numPr>
+        <w:pStyle w:val="Compact"/>
+      </w:pPr>
+      <w:r>
+        <w:rPr>
+          <w:bCs/>
+          <w:b/>
+        </w:rPr>
+        <w:t xml:space="preserve">Option A (same session):</w:t>
+      </w:r>
+      <w:r>
+        <w:t xml:space="preserve"> </w:t>
+      </w:r>
+      <w:r>
+        <w:t xml:space="preserve">Click</w:t>
+      </w:r>
+      <w:r>
+        <w:t xml:space="preserve"> </w:t>
+      </w:r>
+      <w:r>
+        <w:t xml:space="preserve">“</w:t>
+      </w:r>
+      <w:r>
+        <w:t xml:space="preserve">Review &amp; Send</w:t>
+      </w:r>
+      <w:r>
+        <w:t xml:space="preserve">”</w:t>
+      </w:r>
+      <w:r>
+        <w:t xml:space="preserve"> </w:t>
+      </w:r>
+      <w:r>
+        <w:t xml:space="preserve">→ provider reviews drug interaction alerts (if any) → signs on the batch review page → if controlled substances present, completes EPCS 2FA (TOTP code from authenticator app) → all prescriptions sent at once</w:t>
+      </w:r>
+    </w:p>
+    <w:p>
+      <w:pPr>
+        <w:numPr>
+          <w:ilvl w:val="1"/>
+          <w:numId w:val="1014"/>
+        </w:numPr>
+        <w:pStyle w:val="Compact"/>
+      </w:pPr>
+      <w:r>
+        <w:rPr>
+          <w:bCs/>
+          <w:b/>
+        </w:rPr>
+        <w:t xml:space="preserve">Option B (draft flow):</w:t>
+      </w:r>
+      <w:r>
+        <w:t xml:space="preserve"> </w:t>
+      </w:r>
+      <w:r>
+        <w:t xml:space="preserve">MA clicks</w:t>
+      </w:r>
+      <w:r>
+        <w:t xml:space="preserve"> </w:t>
+      </w:r>
+      <w:r>
+        <w:t xml:space="preserve">“</w:t>
+      </w:r>
+      <w:r>
+        <w:t xml:space="preserve">Save as Draft</w:t>
+      </w:r>
+      <w:r>
+        <w:t xml:space="preserve">”</w:t>
+      </w:r>
+      <w:r>
+        <w:t xml:space="preserve"> </w:t>
+      </w:r>
+      <w:r>
+        <w:t xml:space="preserve">→ provider logs in later → opens the</w:t>
+      </w:r>
+      <w:r>
+        <w:t xml:space="preserve"> </w:t>
+      </w:r>
+      <w:r>
+        <w:t xml:space="preserve">“</w:t>
+      </w:r>
+      <w:r>
+        <w:t xml:space="preserve">Drafts</w:t>
+      </w:r>
+      <w:r>
+        <w:t xml:space="preserve">”</w:t>
+      </w:r>
+      <w:r>
+        <w:t xml:space="preserve"> </w:t>
+      </w:r>
+      <w:r>
+        <w:t xml:space="preserve">tab on the dashboard → clicks the draft → clicks</w:t>
+      </w:r>
+      <w:r>
+        <w:t xml:space="preserve"> </w:t>
+      </w:r>
+      <w:r>
+        <w:t xml:space="preserve">“</w:t>
+      </w:r>
+      <w:r>
+        <w:t xml:space="preserve">Review &amp; Sign This Prescription</w:t>
+      </w:r>
+      <w:r>
+        <w:t xml:space="preserve">”</w:t>
+      </w:r>
+      <w:r>
+        <w:t xml:space="preserve"> </w:t>
+      </w:r>
+      <w:r>
+        <w:t xml:space="preserve">→ signs and sends</w:t>
+      </w:r>
+    </w:p>
+    <w:p>
+      <w:pPr>
+        <w:numPr>
+          <w:ilvl w:val="0"/>
+          <w:numId w:val="1010"/>
+        </w:numPr>
+        <w:pStyle w:val="Compact"/>
+      </w:pPr>
+      <w:r>
+        <w:rPr>
+          <w:bCs/>
+          <w:b/>
+        </w:rPr>
+        <w:t xml:space="preserve">Verify order created:</w:t>
+      </w:r>
+    </w:p>
+    <w:p>
+      <w:pPr>
+        <w:numPr>
+          <w:ilvl w:val="1"/>
+          <w:numId w:val="1015"/>
+        </w:numPr>
+        <w:pStyle w:val="Compact"/>
+      </w:pPr>
+      <w:r>
+        <w:t xml:space="preserve">Order appears on dashboard as</w:t>
+      </w:r>
+      <w:r>
+        <w:t xml:space="preserve"> </w:t>
+      </w:r>
+      <w:r>
+        <w:t xml:space="preserve">“</w:t>
+      </w:r>
+      <w:r>
+        <w:t xml:space="preserve">Awaiting Payment</w:t>
+      </w:r>
+      <w:r>
+        <w:t xml:space="preserve">”</w:t>
+      </w:r>
+    </w:p>
+    <w:p>
+      <w:pPr>
+        <w:numPr>
+          <w:ilvl w:val="1"/>
+          <w:numId w:val="1015"/>
+        </w:numPr>
+        <w:pStyle w:val="Compact"/>
+      </w:pPr>
+      <w:r>
+        <w:t xml:space="preserve">Generate checkout URL:</w:t>
+      </w:r>
+      <w:r>
+        <w:t xml:space="preserve"> </w:t>
+      </w:r>
+      <w:r>
+        <w:rPr>
+          <w:rStyle w:val="VerbatimChar"/>
+        </w:rPr>
+        <w:t xml:space="preserve">npx dotenv -e .env.local -- npx tsx scripts/get-checkout-url.ts</w:t>
+      </w:r>
+    </w:p>
+    <w:p>
+      <w:pPr>
+        <w:numPr>
+          <w:ilvl w:val="1"/>
+          <w:numId w:val="1015"/>
+        </w:numPr>
+        <w:pStyle w:val="Compact"/>
+      </w:pPr>
+      <w:r>
+        <w:t xml:space="preserve">Three SLA timers created (24h reminder, 48h reminder, 72h expiry)</w:t>
+      </w:r>
+    </w:p>
+    <w:p>
+      <w:pPr>
+        <w:numPr>
+          <w:ilvl w:val="0"/>
+          <w:numId w:val="1010"/>
+        </w:numPr>
+        <w:pStyle w:val="Compact"/>
+      </w:pPr>
+      <w:r>
+        <w:rPr>
+          <w:bCs/>
+          <w:b/>
+        </w:rPr>
+        <w:t xml:space="preserve">Complete test payment:</w:t>
+      </w:r>
+    </w:p>
+    <w:p>
+      <w:pPr>
+        <w:numPr>
+          <w:ilvl w:val="1"/>
+          <w:numId w:val="1016"/>
+        </w:numPr>
+        <w:pStyle w:val="Compact"/>
+      </w:pPr>
+      <w:r>
+        <w:t xml:space="preserve">Open the checkout URL in a new tab</w:t>
+      </w:r>
+    </w:p>
+    <w:p>
+      <w:pPr>
+        <w:numPr>
+          <w:ilvl w:val="1"/>
+          <w:numId w:val="1016"/>
+        </w:numPr>
+        <w:pStyle w:val="Compact"/>
+      </w:pPr>
+      <w:r>
+        <w:t xml:space="preserve">Verify clinic branding appears</w:t>
+      </w:r>
+    </w:p>
+    <w:p>
+      <w:pPr>
+        <w:numPr>
+          <w:ilvl w:val="1"/>
+          <w:numId w:val="1016"/>
+        </w:numPr>
+        <w:pStyle w:val="Compact"/>
+      </w:pPr>
+      <w:r>
+        <w:t xml:space="preserve">Pay with Stripe test card:</w:t>
+      </w:r>
+      <w:r>
+        <w:t xml:space="preserve"> </w:t>
+      </w:r>
+      <w:r>
+        <w:rPr>
+          <w:rStyle w:val="VerbatimChar"/>
+        </w:rPr>
+        <w:t xml:space="preserve">4242 4242 4242 4242</w:t>
+      </w:r>
+    </w:p>
+    <w:p>
+      <w:pPr>
+        <w:numPr>
+          <w:ilvl w:val="1"/>
+          <w:numId w:val="1016"/>
+        </w:numPr>
+        <w:pStyle w:val="Compact"/>
+      </w:pPr>
+      <w:r>
+        <w:t xml:space="preserve">Verify success page displays correctly</w:t>
+      </w:r>
+    </w:p>
+    <w:p>
+      <w:pPr>
+        <w:numPr>
+          <w:ilvl w:val="0"/>
+          <w:numId w:val="1010"/>
+        </w:numPr>
+        <w:pStyle w:val="Compact"/>
+      </w:pPr>
+      <w:r>
+        <w:rPr>
+          <w:bCs/>
+          <w:b/>
+        </w:rPr>
+        <w:t xml:space="preserve">Verify fulfillment triggered:</w:t>
+      </w:r>
+    </w:p>
+    <w:p>
+      <w:pPr>
+        <w:numPr>
+          <w:ilvl w:val="1"/>
           <w:numId w:val="1017"/>
         </w:numPr>
-      </w:pPr>
-      <w:r>
-        <w:rPr>
-          <w:b/>
-          <w:bCs/>
-        </w:rPr>
-        <w:t xml:space="preserve">MA selects patient &amp; provider:</w:t>
-      </w:r>
-    </w:p>
-    <w:p>
-      <w:pPr>
-        <w:pStyle w:val="Compact"/>
+        <w:pStyle w:val="Compact"/>
+      </w:pPr>
+      <w:r>
+        <w:t xml:space="preserve">Order transitions to PAID_PROCESSING</w:t>
+      </w:r>
+    </w:p>
+    <w:p>
+      <w:pPr>
         <w:numPr>
           <w:ilvl w:val="1"/>
-          <w:numId w:val="1018"/>
-        </w:numPr>
-      </w:pPr>
-      <w:r>
-        <w:t xml:space="preserve">Click</w:t>
-      </w:r>
-      <w:r>
-        <w:t xml:space="preserve"> </w:t>
-      </w:r>
-      <w:r>
-        <w:t xml:space="preserve">“+ New Prescription”</w:t>
-      </w:r>
-      <w:r>
-        <w:t xml:space="preserve"> </w:t>
-      </w:r>
-      <w:r>
-        <w:t xml:space="preserve">on the dashboard</w:t>
-      </w:r>
-    </w:p>
-    <w:p>
-      <w:pPr>
-        <w:pStyle w:val="Compact"/>
+          <w:numId w:val="1017"/>
+        </w:numPr>
+        <w:pStyle w:val="Compact"/>
+      </w:pPr>
+      <w:r>
+        <w:t xml:space="preserve">Prescription routed to pharmacy via the appropriate tier</w:t>
+      </w:r>
+    </w:p>
+    <w:p>
+      <w:pPr>
         <w:numPr>
           <w:ilvl w:val="1"/>
-          <w:numId w:val="1018"/>
-        </w:numPr>
-      </w:pPr>
-      <w:r>
-        <w:t xml:space="preserve">Search for the test patient and select them</w:t>
-      </w:r>
-    </w:p>
-    <w:p>
-      <w:pPr>
-        <w:pStyle w:val="Compact"/>
-        <w:numPr>
-          <w:ilvl w:val="1"/>
-          <w:numId w:val="1018"/>
-        </w:numPr>
-      </w:pPr>
-      <w:r>
-        <w:t xml:space="preserve">Provider auto-selects (or select from the list)</w:t>
-      </w:r>
-    </w:p>
-    <w:p>
-      <w:pPr>
-        <w:pStyle w:val="Compact"/>
-        <w:numPr>
-          <w:ilvl w:val="1"/>
-          <w:numId w:val="1018"/>
-        </w:numPr>
-      </w:pPr>
-      <w:r>
-        <w:t xml:space="preserve">Click</w:t>
-      </w:r>
-      <w:r>
-        <w:t xml:space="preserve"> </w:t>
-      </w:r>
-      <w:r>
-        <w:t xml:space="preserve">“Continue to Pharmacy Search”</w:t>
-      </w:r>
-    </w:p>
-    <w:p>
-      <w:pPr>
-        <w:pStyle w:val="Compact"/>
-        <w:numPr>
-          <w:ilvl w:val="0"/>
           <w:numId w:val="1017"/>
         </w:numPr>
-      </w:pPr>
-      <w:r>
-        <w:rPr>
-          <w:b/>
-          <w:bCs/>
-        </w:rPr>
-        <w:t xml:space="preserve">MA configures medication:</w:t>
-      </w:r>
-    </w:p>
-    <w:p>
-      <w:pPr>
-        <w:pStyle w:val="Compact"/>
-        <w:numPr>
-          <w:ilvl w:val="1"/>
-          <w:numId w:val="1019"/>
-        </w:numPr>
-      </w:pPr>
-      <w:r>
-        <w:t xml:space="preserve">Patient shipping state is auto-filled from the patient record</w:t>
-      </w:r>
-    </w:p>
-    <w:p>
-      <w:pPr>
-        <w:pStyle w:val="Compact"/>
-        <w:numPr>
-          <w:ilvl w:val="1"/>
-          <w:numId w:val="1019"/>
-        </w:numPr>
-      </w:pPr>
-      <w:r>
-        <w:rPr>
-          <w:b/>
-          <w:bCs/>
-        </w:rPr>
-        <w:t xml:space="preserve">Option A (Quick):</w:t>
-      </w:r>
-      <w:r>
-        <w:t xml:space="preserve"> </w:t>
-      </w:r>
-      <w:r>
-        <w:t xml:space="preserve">Click a Provider Favorite for one-click load, or apply a Protocol Template to add multiple medications at once</w:t>
-      </w:r>
-    </w:p>
-    <w:p>
-      <w:pPr>
-        <w:pStyle w:val="Compact"/>
-        <w:numPr>
-          <w:ilvl w:val="1"/>
-          <w:numId w:val="1019"/>
-        </w:numPr>
-      </w:pPr>
-      <w:r>
-        <w:rPr>
-          <w:b/>
-          <w:bCs/>
-        </w:rPr>
-        <w:t xml:space="preserve">Option B (Full):</w:t>
-      </w:r>
-      <w:r>
-        <w:t xml:space="preserve"> </w:t>
-      </w:r>
-      <w:r>
-        <w:t xml:space="preserve">Search by ingredient name → cascading dropdowns (salt form → formulation → dose/frequency/timing/duration) → select pharmacy → set retail price. The structured sig builder auto-generates prescription directions with unit conversion.</w:t>
-      </w:r>
-    </w:p>
-    <w:p>
-      <w:pPr>
-        <w:pStyle w:val="Compact"/>
-        <w:numPr>
-          <w:ilvl w:val="1"/>
-          <w:numId w:val="1019"/>
-        </w:numPr>
-      </w:pPr>
-      <w:r>
-        <w:t xml:space="preserve">For titration protocols (e.g., LDN): toggle Titration mode and set start dose, increment, interval, target</w:t>
-      </w:r>
-    </w:p>
-    <w:p>
-      <w:pPr>
-        <w:pStyle w:val="Compact"/>
-        <w:numPr>
-          <w:ilvl w:val="1"/>
-          <w:numId w:val="1019"/>
-        </w:numPr>
-      </w:pPr>
-      <w:r>
-        <w:t xml:space="preserve">Choose one of three options:</w:t>
-      </w:r>
-    </w:p>
-    <w:p>
-      <w:pPr>
-        <w:pStyle w:val="Compact"/>
-        <w:numPr>
-          <w:ilvl w:val="2"/>
-          <w:numId w:val="1020"/>
-        </w:numPr>
-      </w:pPr>
-      <w:r>
-        <w:rPr>
-          <w:b/>
-          <w:bCs/>
-        </w:rPr>
-        <w:t xml:space="preserve">“Add &amp; Search Another”</w:t>
-      </w:r>
-      <w:r>
-        <w:t xml:space="preserve"> </w:t>
-      </w:r>
-      <w:r>
-        <w:t xml:space="preserve">— to add more prescriptions for the same patient</w:t>
-      </w:r>
-    </w:p>
-    <w:p>
-      <w:pPr>
-        <w:pStyle w:val="Compact"/>
-        <w:numPr>
-          <w:ilvl w:val="2"/>
-          <w:numId w:val="1020"/>
-        </w:numPr>
-      </w:pPr>
-      <w:r>
-        <w:rPr>
-          <w:b/>
-          <w:bCs/>
-        </w:rPr>
-        <w:t xml:space="preserve">“Review &amp; Send”</w:t>
-      </w:r>
-      <w:r>
-        <w:t xml:space="preserve"> </w:t>
-      </w:r>
-      <w:r>
-        <w:t xml:space="preserve">— to go to batch review and sign</w:t>
-      </w:r>
-    </w:p>
-    <w:p>
-      <w:pPr>
-        <w:pStyle w:val="Compact"/>
-        <w:numPr>
-          <w:ilvl w:val="2"/>
-          <w:numId w:val="1020"/>
-        </w:numPr>
-      </w:pPr>
-      <w:r>
-        <w:rPr>
-          <w:b/>
-          <w:bCs/>
-        </w:rPr>
-        <w:t xml:space="preserve">“Save as Draft”</w:t>
-      </w:r>
-      <w:r>
-        <w:t xml:space="preserve"> </w:t>
-      </w:r>
-      <w:r>
-        <w:t xml:space="preserve">— to save for the provider to sign later</w:t>
-      </w:r>
-    </w:p>
-    <w:p>
-      <w:pPr>
-        <w:pStyle w:val="Compact"/>
-        <w:numPr>
-          <w:ilvl w:val="0"/>
-          <w:numId w:val="1017"/>
-        </w:numPr>
-      </w:pPr>
-      <w:r>
-        <w:rPr>
-          <w:b/>
-          <w:bCs/>
-        </w:rPr>
-        <w:t xml:space="preserve">Provider signs (two options):</w:t>
-      </w:r>
-    </w:p>
-    <w:p>
-      <w:pPr>
-        <w:pStyle w:val="Compact"/>
-        <w:numPr>
-          <w:ilvl w:val="1"/>
-          <w:numId w:val="1021"/>
-        </w:numPr>
-      </w:pPr>
-      <w:r>
-        <w:rPr>
-          <w:b/>
-          <w:bCs/>
-        </w:rPr>
-        <w:t xml:space="preserve">Option A (same session):</w:t>
-      </w:r>
-      <w:r>
-        <w:t xml:space="preserve"> </w:t>
-      </w:r>
-      <w:r>
-        <w:t xml:space="preserve">Click</w:t>
-      </w:r>
-      <w:r>
-        <w:t xml:space="preserve"> </w:t>
-      </w:r>
-      <w:r>
-        <w:t xml:space="preserve">“Review &amp; Send”</w:t>
-      </w:r>
-      <w:r>
-        <w:t xml:space="preserve"> </w:t>
-      </w:r>
-      <w:r>
-        <w:t xml:space="preserve">→ provider reviews drug interaction alerts (if any) → signs on the batch review page → if controlled substances present, completes EPCS 2FA (TOTP code from authenticator app) → all prescriptions sent at once</w:t>
-      </w:r>
-    </w:p>
-    <w:p>
-      <w:pPr>
-        <w:pStyle w:val="Compact"/>
-        <w:numPr>
-          <w:ilvl w:val="1"/>
-          <w:numId w:val="1021"/>
-        </w:numPr>
-      </w:pPr>
-      <w:r>
-        <w:rPr>
-          <w:b/>
-          <w:bCs/>
-        </w:rPr>
-        <w:t xml:space="preserve">Option B (draft flow):</w:t>
-      </w:r>
-      <w:r>
-        <w:t xml:space="preserve"> </w:t>
-      </w:r>
-      <w:r>
-        <w:t xml:space="preserve">MA clicks</w:t>
-      </w:r>
-      <w:r>
-        <w:t xml:space="preserve"> </w:t>
-      </w:r>
-      <w:r>
-        <w:t xml:space="preserve">“Save as Draft”</w:t>
-      </w:r>
-      <w:r>
-        <w:t xml:space="preserve"> </w:t>
-      </w:r>
-      <w:r>
-        <w:t xml:space="preserve">→ provider logs in later → opens the</w:t>
-      </w:r>
-      <w:r>
-        <w:t xml:space="preserve"> </w:t>
-      </w:r>
-      <w:r>
-        <w:t xml:space="preserve">“Drafts”</w:t>
-      </w:r>
-      <w:r>
-        <w:t xml:space="preserve"> </w:t>
-      </w:r>
-      <w:r>
-        <w:t xml:space="preserve">tab on the dashboard → clicks the draft → clicks</w:t>
-      </w:r>
-      <w:r>
-        <w:t xml:space="preserve"> </w:t>
-      </w:r>
-      <w:r>
-        <w:t xml:space="preserve">“Review &amp; Sign This Prescription”</w:t>
-      </w:r>
-      <w:r>
-        <w:t xml:space="preserve"> </w:t>
-      </w:r>
-      <w:r>
-        <w:t xml:space="preserve">→ signs and sends</w:t>
-      </w:r>
-    </w:p>
-    <w:p>
-      <w:pPr>
-        <w:pStyle w:val="Compact"/>
-        <w:numPr>
-          <w:ilvl w:val="0"/>
-          <w:numId w:val="1017"/>
-        </w:numPr>
-      </w:pPr>
-      <w:r>
-        <w:rPr>
-          <w:b/>
-          <w:bCs/>
-        </w:rPr>
-        <w:t xml:space="preserve">Verify order created:</w:t>
-      </w:r>
-    </w:p>
-    <w:p>
-      <w:pPr>
-        <w:pStyle w:val="Compact"/>
-        <w:numPr>
-          <w:ilvl w:val="1"/>
-          <w:numId w:val="1022"/>
-        </w:numPr>
-      </w:pPr>
-      <w:r>
-        <w:t xml:space="preserve">Order appears on dashboard as</w:t>
-      </w:r>
-      <w:r>
-        <w:t xml:space="preserve"> </w:t>
-      </w:r>
-      <w:r>
-        <w:t xml:space="preserve">“Awaiting Payment”</w:t>
-      </w:r>
-    </w:p>
-    <w:p>
-      <w:pPr>
-        <w:pStyle w:val="Compact"/>
-        <w:numPr>
-          <w:ilvl w:val="1"/>
-          <w:numId w:val="1022"/>
-        </w:numPr>
-      </w:pPr>
-      <w:r>
-        <w:t xml:space="preserve">Generate checkout URL:</w:t>
-      </w:r>
-      <w:r>
-        <w:t xml:space="preserve"> </w:t>
-      </w:r>
-      <w:r>
-        <w:rPr>
-          <w:rStyle w:val="VerbatimChar"/>
-        </w:rPr>
-        <w:t xml:space="preserve">npx dotenv -e .env.local -- npx tsx scripts/get-checkout-url.ts</w:t>
-      </w:r>
-    </w:p>
-    <w:p>
-      <w:pPr>
-        <w:pStyle w:val="Compact"/>
-        <w:numPr>
-          <w:ilvl w:val="1"/>
-          <w:numId w:val="1022"/>
-        </w:numPr>
-      </w:pPr>
-      <w:r>
-        <w:t xml:space="preserve">Three SLA timers created (24h reminder, 48h reminder, 72h expiry)</w:t>
-      </w:r>
-    </w:p>
-    <w:p>
-      <w:pPr>
-        <w:pStyle w:val="Compact"/>
-        <w:numPr>
-          <w:ilvl w:val="0"/>
-          <w:numId w:val="1017"/>
-        </w:numPr>
-      </w:pPr>
-      <w:r>
-        <w:rPr>
-          <w:b/>
-          <w:bCs/>
-        </w:rPr>
-        <w:t xml:space="preserve">Complete test payment:</w:t>
-      </w:r>
-    </w:p>
-    <w:p>
-      <w:pPr>
-        <w:pStyle w:val="Compact"/>
-        <w:numPr>
-          <w:ilvl w:val="1"/>
-          <w:numId w:val="1023"/>
-        </w:numPr>
-      </w:pPr>
-      <w:r>
-        <w:t xml:space="preserve">Open the checkout URL in a new tab</w:t>
-      </w:r>
-    </w:p>
-    <w:p>
-      <w:pPr>
-        <w:pStyle w:val="Compact"/>
-        <w:numPr>
-          <w:ilvl w:val="1"/>
-          <w:numId w:val="1023"/>
-        </w:numPr>
-      </w:pPr>
-      <w:r>
-        <w:t xml:space="preserve">Verify clinic branding appears</w:t>
-      </w:r>
-    </w:p>
-    <w:p>
-      <w:pPr>
-        <w:pStyle w:val="Compact"/>
-        <w:numPr>
-          <w:ilvl w:val="1"/>
-          <w:numId w:val="1023"/>
-        </w:numPr>
-      </w:pPr>
-      <w:r>
-        <w:t xml:space="preserve">Pay with Stripe test card:</w:t>
-      </w:r>
-      <w:r>
-        <w:t xml:space="preserve"> </w:t>
-      </w:r>
-      <w:r>
-        <w:rPr>
-          <w:rStyle w:val="VerbatimChar"/>
-        </w:rPr>
-        <w:t xml:space="preserve">4242 4242 4242 4242</w:t>
-      </w:r>
-    </w:p>
-    <w:p>
-      <w:pPr>
-        <w:pStyle w:val="Compact"/>
-        <w:numPr>
-          <w:ilvl w:val="1"/>
-          <w:numId w:val="1023"/>
-        </w:numPr>
-      </w:pPr>
-      <w:r>
-        <w:t xml:space="preserve">Verify success page displays correctly</w:t>
-      </w:r>
-    </w:p>
-    <w:p>
-      <w:pPr>
-        <w:pStyle w:val="Compact"/>
-        <w:numPr>
-          <w:ilvl w:val="0"/>
-          <w:numId w:val="1017"/>
-        </w:numPr>
-      </w:pPr>
-      <w:r>
-        <w:rPr>
-          <w:b/>
-          <w:bCs/>
-        </w:rPr>
-        <w:t xml:space="preserve">Verify fulfillment triggered:</w:t>
-      </w:r>
-    </w:p>
-    <w:p>
-      <w:pPr>
-        <w:pStyle w:val="Compact"/>
-        <w:numPr>
-          <w:ilvl w:val="1"/>
-          <w:numId w:val="1024"/>
-        </w:numPr>
-      </w:pPr>
-      <w:r>
-        <w:t xml:space="preserve">Order transitions to PAID_PROCESSING</w:t>
-      </w:r>
-    </w:p>
-    <w:p>
-      <w:pPr>
-        <w:pStyle w:val="Compact"/>
-        <w:numPr>
-          <w:ilvl w:val="1"/>
-          <w:numId w:val="1024"/>
-        </w:numPr>
-      </w:pPr>
-      <w:r>
-        <w:t xml:space="preserve">Prescription routed to pharmacy via the appropriate tier</w:t>
-      </w:r>
-    </w:p>
-    <w:p>
-      <w:pPr>
-        <w:pStyle w:val="Compact"/>
-        <w:numPr>
-          <w:ilvl w:val="1"/>
-          <w:numId w:val="1024"/>
-        </w:numPr>
+        <w:pStyle w:val="Compact"/>
       </w:pPr>
       <w:r>
         <w:t xml:space="preserve">Adapter submission logged</w:t>
@@ -2150,8 +2276,8 @@
       </w:pPr>
       <w:r>
         <w:rPr>
-          <w:b/>
-          <w:bCs/>
+          <w:bCs/>
+          <w:b/>
         </w:rPr>
         <w:t xml:space="preserve">Verification:</w:t>
       </w:r>
@@ -2169,8 +2295,8 @@
         </w:pict>
       </w:r>
     </w:p>
-    <w:bookmarkEnd w:id="19"/>
-    <w:bookmarkStart w:id="23" w:name="step-7-train-the-team"/>
+    <w:bookmarkEnd w:id="30"/>
+    <w:bookmarkStart w:id="34" w:name="step-7-train-the-team"/>
     <w:p>
       <w:pPr>
         <w:pStyle w:val="Heading2"/>
@@ -2185,8 +2311,8 @@
       </w:pPr>
       <w:r>
         <w:rPr>
-          <w:b/>
-          <w:bCs/>
+          <w:bCs/>
+          <w:b/>
         </w:rPr>
         <w:t xml:space="preserve">Who does this:</w:t>
       </w:r>
@@ -2197,7 +2323,7 @@
         <w:t xml:space="preserve">CompoundIQ ops team with clinic staff</w:t>
       </w:r>
     </w:p>
-    <w:bookmarkStart w:id="20" w:name="medical-assistant-training-15-minutes"/>
+    <w:bookmarkStart w:id="31" w:name="medical-assistant-training-15-minutes"/>
     <w:p>
       <w:pPr>
         <w:pStyle w:val="Heading3"/>
@@ -2230,8 +2356,8 @@
       </w:r>
       <w:r>
         <w:rPr>
-          <w:b/>
-          <w:bCs/>
+          <w:bCs/>
+          <w:b/>
         </w:rPr>
         <w:t xml:space="preserve">Provider Favorites</w:t>
       </w:r>
@@ -2252,8 +2378,8 @@
       </w:r>
       <w:r>
         <w:rPr>
-          <w:b/>
-          <w:bCs/>
+          <w:bCs/>
+          <w:b/>
         </w:rPr>
         <w:t xml:space="preserve">Protocol Templates</w:t>
       </w:r>
@@ -2267,7 +2393,13 @@
         <w:t xml:space="preserve"> </w:t>
       </w:r>
       <w:r>
-        <w:t xml:space="preserve">“Weight Loss Protocol”</w:t>
+        <w:t xml:space="preserve">“</w:t>
+      </w:r>
+      <w:r>
+        <w:t xml:space="preserve">Weight Loss Protocol</w:t>
+      </w:r>
+      <w:r>
+        <w:t xml:space="preserve">”</w:t>
       </w:r>
       <w:r>
         <w:t xml:space="preserve">)</w:t>
@@ -2289,8 +2421,8 @@
       </w:r>
       <w:r>
         <w:rPr>
-          <w:b/>
-          <w:bCs/>
+          <w:bCs/>
+          <w:b/>
         </w:rPr>
         <w:t xml:space="preserve">Structured Sig Builder</w:t>
       </w:r>
@@ -2319,8 +2451,8 @@
         <w:t xml:space="preserve">8. What happens after they send the payment link (automated reminders, expiry)</w:t>
       </w:r>
     </w:p>
-    <w:bookmarkEnd w:id="20"/>
-    <w:bookmarkStart w:id="21" w:name="provider-training-10-minutes"/>
+    <w:bookmarkEnd w:id="31"/>
+    <w:bookmarkStart w:id="32" w:name="provider-training-10-minutes"/>
     <w:p>
       <w:pPr>
         <w:pStyle w:val="Heading3"/>
@@ -2353,8 +2485,8 @@
       </w:r>
       <w:r>
         <w:rPr>
-          <w:b/>
-          <w:bCs/>
+          <w:bCs/>
+          <w:b/>
         </w:rPr>
         <w:t xml:space="preserve">drug interaction alerts</w:t>
       </w:r>
@@ -2369,8 +2501,8 @@
       </w:r>
       <w:r>
         <w:rPr>
-          <w:b/>
-          <w:bCs/>
+          <w:bCs/>
+          <w:b/>
         </w:rPr>
         <w:t xml:space="preserve">controlled substance warning banner</w:t>
       </w:r>
@@ -2397,8 +2529,8 @@
       </w:r>
       <w:r>
         <w:rPr>
-          <w:b/>
-          <w:bCs/>
+          <w:bCs/>
+          <w:b/>
         </w:rPr>
         <w:t xml:space="preserve">EPCS Two-Factor Authentication</w:t>
       </w:r>
@@ -2425,8 +2557,8 @@
       </w:r>
       <w:r>
         <w:rPr>
-          <w:b/>
-          <w:bCs/>
+          <w:bCs/>
+          <w:b/>
         </w:rPr>
         <w:t xml:space="preserve">Provider Favorites</w:t>
       </w:r>
@@ -2437,8 +2569,8 @@
         <w:t xml:space="preserve">for one-click reorder</w:t>
       </w:r>
     </w:p>
-    <w:bookmarkEnd w:id="21"/>
-    <w:bookmarkStart w:id="22" w:name="clinic-admin-training-10-minutes"/>
+    <w:bookmarkEnd w:id="32"/>
+    <w:bookmarkStart w:id="33" w:name="clinic-admin-training-10-minutes"/>
     <w:p>
       <w:pPr>
         <w:pStyle w:val="Heading3"/>
@@ -2486,9 +2618,9 @@
         </w:pict>
       </w:r>
     </w:p>
-    <w:bookmarkEnd w:id="22"/>
-    <w:bookmarkEnd w:id="23"/>
-    <w:bookmarkStart w:id="24" w:name="step-8-go-live"/>
+    <w:bookmarkEnd w:id="33"/>
+    <w:bookmarkEnd w:id="34"/>
+    <w:bookmarkStart w:id="35" w:name="step-8-go-live"/>
     <w:p>
       <w:pPr>
         <w:pStyle w:val="Heading2"/>
@@ -2499,122 +2631,122 @@
     </w:p>
     <w:p>
       <w:pPr>
-        <w:pStyle w:val="Compact"/>
         <w:numPr>
           <w:ilvl w:val="0"/>
-          <w:numId w:val="1025"/>
-        </w:numPr>
-      </w:pPr>
-      <w:r>
-        <w:t xml:space="preserve">All user accounts created and tested</w:t>
-      </w:r>
-    </w:p>
-    <w:p>
-      <w:pPr>
-        <w:pStyle w:val="Compact"/>
+          <w:numId w:val="1018"/>
+        </w:numPr>
+        <w:pStyle w:val="Compact"/>
+      </w:pPr>
+      <w:r>
+        <w:t xml:space="preserve">☐ All user accounts created and tested</w:t>
+      </w:r>
+    </w:p>
+    <w:p>
+      <w:pPr>
         <w:numPr>
           <w:ilvl w:val="0"/>
-          <w:numId w:val="1026"/>
-        </w:numPr>
-      </w:pPr>
-      <w:r>
-        <w:t xml:space="preserve">Stripe Connect status = ACTIVE</w:t>
-      </w:r>
-    </w:p>
-    <w:p>
-      <w:pPr>
-        <w:pStyle w:val="Compact"/>
+          <w:numId w:val="1018"/>
+        </w:numPr>
+        <w:pStyle w:val="Compact"/>
+      </w:pPr>
+      <w:r>
+        <w:t xml:space="preserve">☐ Stripe Connect status = ACTIVE</w:t>
+      </w:r>
+    </w:p>
+    <w:p>
+      <w:pPr>
         <w:numPr>
           <w:ilvl w:val="0"/>
-          <w:numId w:val="1027"/>
-        </w:numPr>
-      </w:pPr>
-      <w:r>
-        <w:t xml:space="preserve">Clinic logo uploaded</w:t>
-      </w:r>
-    </w:p>
-    <w:p>
-      <w:pPr>
-        <w:pStyle w:val="Compact"/>
+          <w:numId w:val="1018"/>
+        </w:numPr>
+        <w:pStyle w:val="Compact"/>
+      </w:pPr>
+      <w:r>
+        <w:t xml:space="preserve">☐ Clinic logo uploaded</w:t>
+      </w:r>
+    </w:p>
+    <w:p>
+      <w:pPr>
         <w:numPr>
           <w:ilvl w:val="0"/>
-          <w:numId w:val="1028"/>
-        </w:numPr>
-      </w:pPr>
-      <w:r>
-        <w:t xml:space="preserve">Default markup configured</w:t>
-      </w:r>
-    </w:p>
-    <w:p>
-      <w:pPr>
-        <w:pStyle w:val="Compact"/>
+          <w:numId w:val="1018"/>
+        </w:numPr>
+        <w:pStyle w:val="Compact"/>
+      </w:pPr>
+      <w:r>
+        <w:t xml:space="preserve">☐ Default markup configured</w:t>
+      </w:r>
+    </w:p>
+    <w:p>
+      <w:pPr>
         <w:numPr>
           <w:ilvl w:val="0"/>
-          <w:numId w:val="1029"/>
-        </w:numPr>
-      </w:pPr>
-      <w:r>
-        <w:t xml:space="preserve">First test order completed successfully</w:t>
-      </w:r>
-    </w:p>
-    <w:p>
-      <w:pPr>
-        <w:pStyle w:val="Compact"/>
+          <w:numId w:val="1018"/>
+        </w:numPr>
+        <w:pStyle w:val="Compact"/>
+      </w:pPr>
+      <w:r>
+        <w:t xml:space="preserve">☐ First test order completed successfully</w:t>
+      </w:r>
+    </w:p>
+    <w:p>
+      <w:pPr>
         <w:numPr>
           <w:ilvl w:val="0"/>
-          <w:numId w:val="1030"/>
-        </w:numPr>
-      </w:pPr>
-      <w:r>
-        <w:t xml:space="preserve">MA trained on daily workflow</w:t>
-      </w:r>
-    </w:p>
-    <w:p>
-      <w:pPr>
-        <w:pStyle w:val="Compact"/>
+          <w:numId w:val="1018"/>
+        </w:numPr>
+        <w:pStyle w:val="Compact"/>
+      </w:pPr>
+      <w:r>
+        <w:t xml:space="preserve">☐ MA trained on daily workflow</w:t>
+      </w:r>
+    </w:p>
+    <w:p>
+      <w:pPr>
         <w:numPr>
           <w:ilvl w:val="0"/>
-          <w:numId w:val="1031"/>
-        </w:numPr>
-      </w:pPr>
-      <w:r>
-        <w:t xml:space="preserve">Provider trained on signature flow</w:t>
-      </w:r>
-    </w:p>
-    <w:p>
-      <w:pPr>
-        <w:pStyle w:val="Compact"/>
+          <w:numId w:val="1018"/>
+        </w:numPr>
+        <w:pStyle w:val="Compact"/>
+      </w:pPr>
+      <w:r>
+        <w:t xml:space="preserve">☐ Provider trained on signature flow</w:t>
+      </w:r>
+    </w:p>
+    <w:p>
+      <w:pPr>
         <w:numPr>
           <w:ilvl w:val="0"/>
-          <w:numId w:val="1032"/>
-        </w:numPr>
-      </w:pPr>
-      <w:r>
-        <w:t xml:space="preserve">Admin trained on settings and revenue</w:t>
-      </w:r>
-    </w:p>
-    <w:p>
-      <w:pPr>
-        <w:pStyle w:val="Compact"/>
+          <w:numId w:val="1018"/>
+        </w:numPr>
+        <w:pStyle w:val="Compact"/>
+      </w:pPr>
+      <w:r>
+        <w:t xml:space="preserve">☐ Admin trained on settings and revenue</w:t>
+      </w:r>
+    </w:p>
+    <w:p>
+      <w:pPr>
         <w:numPr>
           <w:ilvl w:val="0"/>
-          <w:numId w:val="1033"/>
-        </w:numPr>
-      </w:pPr>
-      <w:r>
-        <w:t xml:space="preserve">Emergency contact exchanged (CompoundIQ ops phone/email)</w:t>
-      </w:r>
-    </w:p>
-    <w:p>
-      <w:pPr>
-        <w:pStyle w:val="Compact"/>
+          <w:numId w:val="1018"/>
+        </w:numPr>
+        <w:pStyle w:val="Compact"/>
+      </w:pPr>
+      <w:r>
+        <w:t xml:space="preserve">☐ Emergency contact exchanged (CompoundIQ ops phone/email)</w:t>
+      </w:r>
+    </w:p>
+    <w:p>
+      <w:pPr>
         <w:numPr>
           <w:ilvl w:val="0"/>
-          <w:numId w:val="1034"/>
-        </w:numPr>
-      </w:pPr>
-      <w:r>
-        <w:t xml:space="preserve">Clinic understands the platform fee structure</w:t>
+          <w:numId w:val="1018"/>
+        </w:numPr>
+        <w:pStyle w:val="Compact"/>
+      </w:pPr>
+      <w:r>
+        <w:t xml:space="preserve">☐ Clinic understands the platform fee structure</w:t>
       </w:r>
     </w:p>
     <w:p>
@@ -2623,8 +2755,8 @@
       </w:pPr>
       <w:r>
         <w:rPr>
-          <w:b/>
-          <w:bCs/>
+          <w:bCs/>
+          <w:b/>
         </w:rPr>
         <w:t xml:space="preserve">The clinic is now live on CompoundIQ.</w:t>
       </w:r>
@@ -2636,8 +2768,8 @@
         </w:pict>
       </w:r>
     </w:p>
-    <w:bookmarkEnd w:id="24"/>
-    <w:bookmarkStart w:id="27" w:name="post-onboarding-support"/>
+    <w:bookmarkEnd w:id="35"/>
+    <w:bookmarkStart w:id="38" w:name="post-onboarding-support"/>
     <w:p>
       <w:pPr>
         <w:pStyle w:val="Heading2"/>
@@ -2646,7 +2778,7 @@
         <w:t xml:space="preserve">Post-Onboarding Support</w:t>
       </w:r>
     </w:p>
-    <w:bookmarkStart w:id="25" w:name="first-week-check-in"/>
+    <w:bookmarkStart w:id="36" w:name="first-week-check-in"/>
     <w:p>
       <w:pPr>
         <w:pStyle w:val="Heading3"/>
@@ -2693,8 +2825,8 @@
         <w:t xml:space="preserve">- Feedback on the margin builder and pricing tools</w:t>
       </w:r>
     </w:p>
-    <w:bookmarkEnd w:id="25"/>
-    <w:bookmarkStart w:id="26" w:name="ongoing-support"/>
+    <w:bookmarkEnd w:id="36"/>
+    <w:bookmarkStart w:id="37" w:name="ongoing-support"/>
     <w:p>
       <w:pPr>
         <w:pStyle w:val="Heading3"/>
@@ -2707,8 +2839,8 @@
       <w:tblPr>
         <w:tblStyle w:val="Table"/>
         <w:tblW w:type="pct" w:w="5000"/>
-        <w:tblLayout w:type="fixed"/>
         <w:tblLook w:firstRow="1" w:lastRow="0" w:firstColumn="0" w:lastColumn="0" w:noHBand="0" w:noVBand="0" w:val="0020"/>
+        <w:jc w:val="start"/>
       </w:tblPr>
       <w:tblGrid>
         <w:gridCol w:w="2160"/>
@@ -2716,13 +2848,14 @@
       </w:tblGrid>
       <w:tr>
         <w:trPr>
-          <w:tblHeader w:val="on"/>
+          <w:tblHeader w:val="true"/>
         </w:trPr>
         <w:tc>
           <w:tcPr/>
           <w:p>
             <w:pPr>
               <w:pStyle w:val="Compact"/>
+              <w:jc w:val="left"/>
             </w:pPr>
             <w:r>
               <w:t xml:space="preserve">Need</w:t>
@@ -2734,6 +2867,7 @@
           <w:p>
             <w:pPr>
               <w:pStyle w:val="Compact"/>
+              <w:jc w:val="left"/>
             </w:pPr>
             <w:r>
               <w:t xml:space="preserve">How to Get Help</w:t>
@@ -2747,6 +2881,7 @@
           <w:p>
             <w:pPr>
               <w:pStyle w:val="Compact"/>
+              <w:jc w:val="left"/>
             </w:pPr>
             <w:r>
               <w:t xml:space="preserve">Order stuck in a status</w:t>
@@ -2758,6 +2893,7 @@
           <w:p>
             <w:pPr>
               <w:pStyle w:val="Compact"/>
+              <w:jc w:val="left"/>
             </w:pPr>
             <w:r>
               <w:t xml:space="preserve">Contact ops — we monitor the SLA dashboard</w:t>
@@ -2771,6 +2907,7 @@
           <w:p>
             <w:pPr>
               <w:pStyle w:val="Compact"/>
+              <w:jc w:val="left"/>
             </w:pPr>
             <w:r>
               <w:t xml:space="preserve">Payment issue</w:t>
@@ -2782,6 +2919,7 @@
           <w:p>
             <w:pPr>
               <w:pStyle w:val="Compact"/>
+              <w:jc w:val="left"/>
             </w:pPr>
             <w:r>
               <w:t xml:space="preserve">Contact ops — we can check Stripe Connect status</w:t>
@@ -2795,6 +2933,7 @@
           <w:p>
             <w:pPr>
               <w:pStyle w:val="Compact"/>
+              <w:jc w:val="left"/>
             </w:pPr>
             <w:r>
               <w:t xml:space="preserve">New provider needs an account</w:t>
@@ -2806,6 +2945,7 @@
           <w:p>
             <w:pPr>
               <w:pStyle w:val="Compact"/>
+              <w:jc w:val="left"/>
             </w:pPr>
             <w:r>
               <w:t xml:space="preserve">Contact ops — we create the user and provider record</w:t>
@@ -2819,6 +2959,7 @@
           <w:p>
             <w:pPr>
               <w:pStyle w:val="Compact"/>
+              <w:jc w:val="left"/>
             </w:pPr>
             <w:r>
               <w:t xml:space="preserve">Catalog pricing seems wrong</w:t>
@@ -2830,6 +2971,7 @@
           <w:p>
             <w:pPr>
               <w:pStyle w:val="Compact"/>
+              <w:jc w:val="left"/>
             </w:pPr>
             <w:r>
               <w:t xml:space="preserve">Contact ops — we can check catalog version and sync status</w:t>
@@ -2843,6 +2985,7 @@
           <w:p>
             <w:pPr>
               <w:pStyle w:val="Compact"/>
+              <w:jc w:val="left"/>
             </w:pPr>
             <w:r>
               <w:t xml:space="preserve">Technical issue or bug</w:t>
@@ -2854,6 +2997,7 @@
           <w:p>
             <w:pPr>
               <w:pStyle w:val="Compact"/>
+              <w:jc w:val="left"/>
             </w:pPr>
             <w:r>
               <w:t xml:space="preserve">Contact ops — we escalate to engineering</w:t>
@@ -2869,9 +3013,9 @@
         </w:pict>
       </w:r>
     </w:p>
-    <w:bookmarkEnd w:id="26"/>
-    <w:bookmarkEnd w:id="27"/>
-    <w:bookmarkStart w:id="28" w:name="troubleshooting-common-onboarding-issues"/>
+    <w:bookmarkEnd w:id="37"/>
+    <w:bookmarkEnd w:id="38"/>
+    <w:bookmarkStart w:id="39" w:name="troubleshooting-common-onboarding-issues"/>
     <w:p>
       <w:pPr>
         <w:pStyle w:val="Heading2"/>
@@ -2884,8 +3028,8 @@
       <w:tblPr>
         <w:tblStyle w:val="Table"/>
         <w:tblW w:type="pct" w:w="5000"/>
-        <w:tblLayout w:type="fixed"/>
         <w:tblLook w:firstRow="1" w:lastRow="0" w:firstColumn="0" w:lastColumn="0" w:noHBand="0" w:noVBand="0" w:val="0020"/>
+        <w:jc w:val="start"/>
       </w:tblPr>
       <w:tblGrid>
         <w:gridCol w:w="2917"/>
@@ -2894,13 +3038,14 @@
       </w:tblGrid>
       <w:tr>
         <w:trPr>
-          <w:tblHeader w:val="on"/>
+          <w:tblHeader w:val="true"/>
         </w:trPr>
         <w:tc>
           <w:tcPr/>
           <w:p>
             <w:pPr>
               <w:pStyle w:val="Compact"/>
+              <w:jc w:val="left"/>
             </w:pPr>
             <w:r>
               <w:t xml:space="preserve">Issue</w:t>
@@ -2912,6 +3057,7 @@
           <w:p>
             <w:pPr>
               <w:pStyle w:val="Compact"/>
+              <w:jc w:val="left"/>
             </w:pPr>
             <w:r>
               <w:t xml:space="preserve">Cause</w:t>
@@ -2923,6 +3069,7 @@
           <w:p>
             <w:pPr>
               <w:pStyle w:val="Compact"/>
+              <w:jc w:val="left"/>
             </w:pPr>
             <w:r>
               <w:t xml:space="preserve">Fix</w:t>
@@ -2936,6 +3083,7 @@
           <w:p>
             <w:pPr>
               <w:pStyle w:val="Compact"/>
+              <w:jc w:val="left"/>
             </w:pPr>
             <w:r>
               <w:t xml:space="preserve">User can’t log in</w:t>
@@ -2947,6 +3095,7 @@
           <w:p>
             <w:pPr>
               <w:pStyle w:val="Compact"/>
+              <w:jc w:val="left"/>
             </w:pPr>
             <w:r>
               <w:t xml:space="preserve">Wrong password or email</w:t>
@@ -2958,6 +3107,7 @@
           <w:p>
             <w:pPr>
               <w:pStyle w:val="Compact"/>
+              <w:jc w:val="left"/>
             </w:pPr>
             <w:r>
               <w:t xml:space="preserve">Reset via Supabase Auth dashboard or seed script</w:t>
@@ -2971,9 +3121,16 @@
           <w:p>
             <w:pPr>
               <w:pStyle w:val="Compact"/>
+              <w:jc w:val="left"/>
             </w:pPr>
             <w:r>
-              <w:t xml:space="preserve">“+ New Prescription”</w:t>
+              <w:t xml:space="preserve">“</w:t>
+            </w:r>
+            <w:r>
+              <w:t xml:space="preserve">+ New Prescription</w:t>
+            </w:r>
+            <w:r>
+              <w:t xml:space="preserve">”</w:t>
             </w:r>
             <w:r>
               <w:t xml:space="preserve"> </w:t>
@@ -2988,6 +3145,7 @@
           <w:p>
             <w:pPr>
               <w:pStyle w:val="Compact"/>
+              <w:jc w:val="left"/>
             </w:pPr>
             <w:r>
               <w:t xml:space="preserve">Stripe Connect not ACTIVE</w:t>
@@ -2999,6 +3157,7 @@
           <w:p>
             <w:pPr>
               <w:pStyle w:val="Compact"/>
+              <w:jc w:val="left"/>
             </w:pPr>
             <w:r>
               <w:t xml:space="preserve">Complete Stripe onboarding or check for outstanding requirements</w:t>
@@ -3012,6 +3171,7 @@
           <w:p>
             <w:pPr>
               <w:pStyle w:val="Compact"/>
+              <w:jc w:val="left"/>
             </w:pPr>
             <w:r>
               <w:t xml:space="preserve">No pharmacies in search results</w:t>
@@ -3023,6 +3183,7 @@
           <w:p>
             <w:pPr>
               <w:pStyle w:val="Compact"/>
+              <w:jc w:val="left"/>
             </w:pPr>
             <w:r>
               <w:t xml:space="preserve">No licensed pharmacies for selected state</w:t>
@@ -3034,6 +3195,7 @@
           <w:p>
             <w:pPr>
               <w:pStyle w:val="Compact"/>
+              <w:jc w:val="left"/>
             </w:pPr>
             <w:r>
               <w:t xml:space="preserve">Verify pharmacy_state_licenses entries</w:t>
@@ -3047,6 +3209,7 @@
           <w:p>
             <w:pPr>
               <w:pStyle w:val="Compact"/>
+              <w:jc w:val="left"/>
             </w:pPr>
             <w:r>
               <w:t xml:space="preserve">Margin builder shows $0 wholesale</w:t>
@@ -3058,6 +3221,7 @@
           <w:p>
             <w:pPr>
               <w:pStyle w:val="Compact"/>
+              <w:jc w:val="left"/>
             </w:pPr>
             <w:r>
               <w:t xml:space="preserve">Catalog not loaded for pharmacy</w:t>
@@ -3069,6 +3233,7 @@
           <w:p>
             <w:pPr>
               <w:pStyle w:val="Compact"/>
+              <w:jc w:val="left"/>
             </w:pPr>
             <w:r>
               <w:t xml:space="preserve">Upload catalog CSV or trigger API sync</w:t>
@@ -3082,6 +3247,7 @@
           <w:p>
             <w:pPr>
               <w:pStyle w:val="Compact"/>
+              <w:jc w:val="left"/>
             </w:pPr>
             <w:r>
               <w:t xml:space="preserve">Patient didn’t receive SMS</w:t>
@@ -3093,6 +3259,7 @@
           <w:p>
             <w:pPr>
               <w:pStyle w:val="Compact"/>
+              <w:jc w:val="left"/>
             </w:pPr>
             <w:r>
               <w:t xml:space="preserve">TWILIO_ENABLED=false (POC) or phone number issue</w:t>
@@ -3104,6 +3271,7 @@
           <w:p>
             <w:pPr>
               <w:pStyle w:val="Compact"/>
+              <w:jc w:val="left"/>
             </w:pPr>
             <w:r>
               <w:t xml:space="preserve">Verify Twilio is enabled and phone number is valid</w:t>
@@ -3117,6 +3285,7 @@
           <w:p>
             <w:pPr>
               <w:pStyle w:val="Compact"/>
+              <w:jc w:val="left"/>
             </w:pPr>
             <w:r>
               <w:t xml:space="preserve">Provider can’t sign</w:t>
@@ -3128,6 +3297,7 @@
           <w:p>
             <w:pPr>
               <w:pStyle w:val="Compact"/>
+              <w:jc w:val="left"/>
             </w:pPr>
             <w:r>
               <w:t xml:space="preserve">Signature pad not rendering</w:t>
@@ -3139,6 +3309,7 @@
           <w:p>
             <w:pPr>
               <w:pStyle w:val="Compact"/>
+              <w:jc w:val="left"/>
             </w:pPr>
             <w:r>
               <w:t xml:space="preserve">Clear browser cache, try a different browser</w:t>
@@ -3152,6 +3323,7 @@
           <w:p>
             <w:pPr>
               <w:pStyle w:val="Compact"/>
+              <w:jc w:val="left"/>
             </w:pPr>
             <w:r>
               <w:t xml:space="preserve">Stripe payout failed</w:t>
@@ -3163,6 +3335,7 @@
           <w:p>
             <w:pPr>
               <w:pStyle w:val="Compact"/>
+              <w:jc w:val="left"/>
             </w:pPr>
             <w:r>
               <w:t xml:space="preserve">Bank account issue on Stripe side</w:t>
@@ -3174,6 +3347,7 @@
           <w:p>
             <w:pPr>
               <w:pStyle w:val="Compact"/>
+              <w:jc w:val="left"/>
             </w:pPr>
             <w:r>
               <w:t xml:space="preserve">Clinic admin checks Stripe Express dashboard</w:t>
@@ -3195,19 +3369,15 @@
       </w:pPr>
       <w:r>
         <w:rPr>
+          <w:iCs/>
           <w:i/>
-          <w:iCs/>
         </w:rPr>
         <w:t xml:space="preserve">CompoundIQ — Your clinic is 30 minutes away from a better workflow.</w:t>
       </w:r>
     </w:p>
-    <w:bookmarkEnd w:id="28"/>
-    <w:bookmarkEnd w:id="29"/>
-    <w:sectPr>
-      <w:footnotePr>
-        <w:numRestart w:val="eachSect"/>
-      </w:footnotePr>
-    </w:sectPr>
+    <w:bookmarkEnd w:id="39"/>
+    <w:bookmarkEnd w:id="40"/>
+    <w:sectPr/>
   </w:body>
 </w:document>
 </file>
@@ -3238,14 +3408,14 @@
 <file path=word/numbering.xml><?xml version="1.0" encoding="utf-8"?>
 <w:numbering xmlns:w="http://schemas.openxmlformats.org/wordprocessingml/2006/main">
   <w:abstractNum w:abstractNumId="990">
-    <w:nsid w:val="0000A990"/>
+    <w:nsid w:val="A990"/>
     <w:multiLevelType w:val="multilevel"/>
     <w:lvl w:ilvl="0">
       <w:numFmt w:val="bullet"/>
       <w:lvlText w:val=" "/>
       <w:lvlJc w:val="left"/>
       <w:pPr>
-        <w:ind w:left="720" w:hanging="360"/>
+        <w:ind w:left="720" w:hanging="480"/>
       </w:pPr>
     </w:lvl>
     <w:lvl w:ilvl="1">
@@ -3253,7 +3423,7 @@
       <w:lvlText w:val=" "/>
       <w:lvlJc w:val="left"/>
       <w:pPr>
-        <w:ind w:left="1440" w:hanging="360"/>
+        <w:ind w:left="1440" w:hanging="480"/>
       </w:pPr>
     </w:lvl>
     <w:lvl w:ilvl="2">
@@ -3261,7 +3431,7 @@
       <w:lvlText w:val=" "/>
       <w:lvlJc w:val="left"/>
       <w:pPr>
-        <w:ind w:left="2160" w:hanging="360"/>
+        <w:ind w:left="2160" w:hanging="480"/>
       </w:pPr>
     </w:lvl>
     <w:lvl w:ilvl="3">
@@ -3269,7 +3439,7 @@
       <w:lvlText w:val=" "/>
       <w:lvlJc w:val="left"/>
       <w:pPr>
-        <w:ind w:left="2880" w:hanging="360"/>
+        <w:ind w:left="2880" w:hanging="480"/>
       </w:pPr>
     </w:lvl>
     <w:lvl w:ilvl="4">
@@ -3277,7 +3447,7 @@
       <w:lvlText w:val=" "/>
       <w:lvlJc w:val="left"/>
       <w:pPr>
-        <w:ind w:left="3600" w:hanging="360"/>
+        <w:ind w:left="3600" w:hanging="480"/>
       </w:pPr>
     </w:lvl>
     <w:lvl w:ilvl="5">
@@ -3285,7 +3455,7 @@
       <w:lvlText w:val=" "/>
       <w:lvlJc w:val="left"/>
       <w:pPr>
-        <w:ind w:left="4320" w:hanging="360"/>
+        <w:ind w:left="4320" w:hanging="480"/>
       </w:pPr>
     </w:lvl>
     <w:lvl w:ilvl="6">
@@ -3293,7 +3463,7 @@
       <w:lvlText w:val=" "/>
       <w:lvlJc w:val="left"/>
       <w:pPr>
-        <w:ind w:left="5040" w:hanging="360"/>
+        <w:ind w:left="5040" w:hanging="480"/>
       </w:pPr>
     </w:lvl>
     <w:lvl w:ilvl="7">
@@ -3301,7 +3471,7 @@
       <w:lvlText w:val=" "/>
       <w:lvlJc w:val="left"/>
       <w:pPr>
-        <w:ind w:left="5760" w:hanging="360"/>
+        <w:ind w:left="5760" w:hanging="480"/>
       </w:pPr>
     </w:lvl>
     <w:lvl w:ilvl="8">
@@ -3309,88 +3479,88 @@
       <w:lvlText w:val=" "/>
       <w:lvlJc w:val="left"/>
       <w:pPr>
-        <w:ind w:left="6480" w:hanging="360"/>
+        <w:ind w:left="6480" w:hanging="480"/>
       </w:pPr>
     </w:lvl>
   </w:abstractNum>
-  <w:abstractNum w:abstractNumId="992">
-    <w:nsid w:val="0000A992"/>
+  <w:abstractNum w:abstractNumId="991">
+    <w:nsid w:val="A991"/>
     <w:multiLevelType w:val="multilevel"/>
     <w:lvl w:ilvl="0">
       <w:numFmt w:val="bullet"/>
-      <w:lvlText w:val="☐"/>
+      <w:lvlText w:val="•"/>
       <w:lvlJc w:val="left"/>
       <w:pPr>
-        <w:ind w:left="720" w:hanging="360"/>
+        <w:ind w:left="720" w:hanging="480"/>
       </w:pPr>
     </w:lvl>
     <w:lvl w:ilvl="1">
       <w:numFmt w:val="bullet"/>
-      <w:lvlText w:val="☐"/>
+      <w:lvlText w:val="–"/>
       <w:lvlJc w:val="left"/>
       <w:pPr>
-        <w:ind w:left="1440" w:hanging="360"/>
+        <w:ind w:left="1440" w:hanging="480"/>
       </w:pPr>
     </w:lvl>
     <w:lvl w:ilvl="2">
       <w:numFmt w:val="bullet"/>
-      <w:lvlText w:val="☐"/>
+      <w:lvlText w:val="•"/>
       <w:lvlJc w:val="left"/>
       <w:pPr>
-        <w:ind w:left="2160" w:hanging="360"/>
+        <w:ind w:left="2160" w:hanging="480"/>
       </w:pPr>
     </w:lvl>
     <w:lvl w:ilvl="3">
       <w:numFmt w:val="bullet"/>
-      <w:lvlText w:val="☐"/>
+      <w:lvlText w:val="–"/>
       <w:lvlJc w:val="left"/>
       <w:pPr>
-        <w:ind w:left="2880" w:hanging="360"/>
+        <w:ind w:left="2880" w:hanging="480"/>
       </w:pPr>
     </w:lvl>
     <w:lvl w:ilvl="4">
       <w:numFmt w:val="bullet"/>
-      <w:lvlText w:val="☐"/>
+      <w:lvlText w:val="•"/>
       <w:lvlJc w:val="left"/>
       <w:pPr>
-        <w:ind w:left="3600" w:hanging="360"/>
+        <w:ind w:left="3600" w:hanging="480"/>
       </w:pPr>
     </w:lvl>
     <w:lvl w:ilvl="5">
       <w:numFmt w:val="bullet"/>
-      <w:lvlText w:val="☐"/>
+      <w:lvlText w:val="–"/>
       <w:lvlJc w:val="left"/>
       <w:pPr>
-        <w:ind w:left="4320" w:hanging="360"/>
+        <w:ind w:left="4320" w:hanging="480"/>
       </w:pPr>
     </w:lvl>
     <w:lvl w:ilvl="6">
       <w:numFmt w:val="bullet"/>
-      <w:lvlText w:val="☐"/>
+      <w:lvlText w:val="•"/>
       <w:lvlJc w:val="left"/>
       <w:pPr>
-        <w:ind w:left="5040" w:hanging="360"/>
+        <w:ind w:left="5040" w:hanging="480"/>
       </w:pPr>
     </w:lvl>
     <w:lvl w:ilvl="7">
       <w:numFmt w:val="bullet"/>
-      <w:lvlText w:val="☐"/>
+      <w:lvlText w:val="–"/>
       <w:lvlJc w:val="left"/>
       <w:pPr>
-        <w:ind w:left="5760" w:hanging="360"/>
+        <w:ind w:left="5760" w:hanging="480"/>
       </w:pPr>
     </w:lvl>
     <w:lvl w:ilvl="8">
       <w:numFmt w:val="bullet"/>
-      <w:lvlText w:val="☐"/>
+      <w:lvlText w:val="•"/>
       <w:lvlJc w:val="left"/>
       <w:pPr>
-        <w:ind w:left="6480" w:hanging="360"/>
+        <w:ind w:left="6480" w:hanging="480"/>
       </w:pPr>
     </w:lvl>
   </w:abstractNum>
   <w:abstractNum w:abstractNumId="99411">
-    <w:nsid w:val="00A99411"/>
+    <w:nsid w:val="A99411"/>
     <w:multiLevelType w:val="multilevel"/>
     <w:lvl w:ilvl="0">
       <w:start w:val="1"/>
@@ -3398,7 +3568,7 @@
       <w:lvlText w:val="%1."/>
       <w:lvlJc w:val="left"/>
       <w:pPr>
-        <w:ind w:left="720" w:hanging="360"/>
+        <w:ind w:left="720" w:hanging="480"/>
       </w:pPr>
     </w:lvl>
     <w:lvl w:ilvl="1">
@@ -3407,7 +3577,7 @@
       <w:lvlText w:val="%2."/>
       <w:lvlJc w:val="left"/>
       <w:pPr>
-        <w:ind w:left="1440" w:hanging="360"/>
+        <w:ind w:left="1440" w:hanging="480"/>
       </w:pPr>
     </w:lvl>
     <w:lvl w:ilvl="2">
@@ -3416,7 +3586,7 @@
       <w:lvlText w:val="%3."/>
       <w:lvlJc w:val="left"/>
       <w:pPr>
-        <w:ind w:left="2160" w:hanging="360"/>
+        <w:ind w:left="2160" w:hanging="480"/>
       </w:pPr>
     </w:lvl>
     <w:lvl w:ilvl="3">
@@ -3425,7 +3595,7 @@
       <w:lvlText w:val="%4."/>
       <w:lvlJc w:val="left"/>
       <w:pPr>
-        <w:ind w:left="2880" w:hanging="360"/>
+        <w:ind w:left="2880" w:hanging="480"/>
       </w:pPr>
     </w:lvl>
     <w:lvl w:ilvl="4">
@@ -3434,7 +3604,7 @@
       <w:lvlText w:val="%5."/>
       <w:lvlJc w:val="left"/>
       <w:pPr>
-        <w:ind w:left="3600" w:hanging="360"/>
+        <w:ind w:left="3600" w:hanging="480"/>
       </w:pPr>
     </w:lvl>
     <w:lvl w:ilvl="5">
@@ -3443,7 +3613,7 @@
       <w:lvlText w:val="%6."/>
       <w:lvlJc w:val="left"/>
       <w:pPr>
-        <w:ind w:left="4320" w:hanging="360"/>
+        <w:ind w:left="4320" w:hanging="480"/>
       </w:pPr>
     </w:lvl>
     <w:lvl w:ilvl="6">
@@ -3452,7 +3622,7 @@
       <w:lvlText w:val="%7."/>
       <w:lvlJc w:val="left"/>
       <w:pPr>
-        <w:ind w:left="5040" w:hanging="360"/>
+        <w:ind w:left="5040" w:hanging="480"/>
       </w:pPr>
     </w:lvl>
     <w:lvl w:ilvl="7">
@@ -3461,7 +3631,7 @@
       <w:lvlText w:val="%8."/>
       <w:lvlJc w:val="left"/>
       <w:pPr>
-        <w:ind w:left="5760" w:hanging="360"/>
+        <w:ind w:left="5760" w:hanging="480"/>
       </w:pPr>
     </w:lvl>
     <w:lvl w:ilvl="8">
@@ -3470,141 +3640,17 @@
       <w:lvlText w:val="%9."/>
       <w:lvlJc w:val="left"/>
       <w:pPr>
-        <w:ind w:left="6480" w:hanging="360"/>
-      </w:pPr>
-    </w:lvl>
-  </w:abstractNum>
-  <w:abstractNum w:abstractNumId="991">
-    <w:nsid w:val="0000A991"/>
-    <w:multiLevelType w:val="multilevel"/>
-    <w:lvl w:ilvl="0">
-      <w:numFmt w:val="bullet"/>
-      <w:lvlText w:val=""/>
-      <w:lvlJc w:val="left"/>
-      <w:pPr>
-        <w:ind w:left="720" w:hanging="360"/>
-      </w:pPr>
-      <w:rPr>
-        <w:rFonts w:ascii="Symbol" w:hAnsi="Symbol" w:cs="Symbol" w:hint="default"/>
-      </w:rPr>
-    </w:lvl>
-    <w:lvl w:ilvl="1">
-      <w:numFmt w:val="bullet"/>
-      <w:lvlText w:val="o"/>
-      <w:lvlJc w:val="left"/>
-      <w:pPr>
-        <w:ind w:left="1440" w:hanging="360"/>
-      </w:pPr>
-      <w:rPr>
-        <w:rFonts w:ascii="Courier New" w:hAnsi="Courier New" w:cs="Courier New" w:hint="default"/>
-      </w:rPr>
-    </w:lvl>
-    <w:lvl w:ilvl="2">
-      <w:numFmt w:val="bullet"/>
-      <w:lvlText w:val=""/>
-      <w:lvlJc w:val="left"/>
-      <w:pPr>
-        <w:ind w:left="2160" w:hanging="360"/>
-      </w:pPr>
-      <w:rPr>
-        <w:rFonts w:ascii="Wingdings" w:hAnsi="Wingdings" w:cs="Wingdings" w:hint="default"/>
-      </w:rPr>
-    </w:lvl>
-    <w:lvl w:ilvl="3">
-      <w:numFmt w:val="bullet"/>
-      <w:lvlText w:val=""/>
-      <w:lvlJc w:val="left"/>
-      <w:pPr>
-        <w:ind w:left="2880" w:hanging="360"/>
-      </w:pPr>
-      <w:rPr>
-        <w:rFonts w:ascii="Symbol" w:hAnsi="Symbol" w:cs="Symbol" w:hint="default"/>
-      </w:rPr>
-    </w:lvl>
-    <w:lvl w:ilvl="4">
-      <w:numFmt w:val="bullet"/>
-      <w:lvlText w:val="o"/>
-      <w:lvlJc w:val="left"/>
-      <w:pPr>
-        <w:ind w:left="3600" w:hanging="360"/>
-      </w:pPr>
-      <w:rPr>
-        <w:rFonts w:ascii="Courier New" w:hAnsi="Courier New" w:cs="Courier New" w:hint="default"/>
-      </w:rPr>
-    </w:lvl>
-    <w:lvl w:ilvl="5">
-      <w:numFmt w:val="bullet"/>
-      <w:lvlText w:val=""/>
-      <w:lvlJc w:val="left"/>
-      <w:pPr>
-        <w:ind w:left="4320" w:hanging="360"/>
-      </w:pPr>
-      <w:rPr>
-        <w:rFonts w:ascii="Wingdings" w:hAnsi="Wingdings" w:cs="Wingdings" w:hint="default"/>
-      </w:rPr>
-    </w:lvl>
-    <w:lvl w:ilvl="6">
-      <w:numFmt w:val="bullet"/>
-      <w:lvlText w:val=""/>
-      <w:lvlJc w:val="left"/>
-      <w:pPr>
-        <w:ind w:left="5040" w:hanging="360"/>
-      </w:pPr>
-      <w:rPr>
-        <w:rFonts w:ascii="Symbol" w:hAnsi="Symbol" w:cs="Symbol" w:hint="default"/>
-      </w:rPr>
-    </w:lvl>
-    <w:lvl w:ilvl="7">
-      <w:numFmt w:val="bullet"/>
-      <w:lvlText w:val="o"/>
-      <w:lvlJc w:val="left"/>
-      <w:pPr>
-        <w:ind w:left="5760" w:hanging="360"/>
-      </w:pPr>
-      <w:rPr>
-        <w:rFonts w:ascii="Courier New" w:hAnsi="Courier New" w:cs="Courier New" w:hint="default"/>
-      </w:rPr>
-    </w:lvl>
-    <w:lvl w:ilvl="8">
-      <w:numFmt w:val="bullet"/>
-      <w:lvlText w:val=""/>
-      <w:lvlJc w:val="left"/>
-      <w:pPr>
-        <w:ind w:left="6480" w:hanging="360"/>
-      </w:pPr>
-      <w:rPr>
-        <w:rFonts w:ascii="Wingdings" w:hAnsi="Wingdings" w:cs="Wingdings" w:hint="default"/>
-      </w:rPr>
+        <w:ind w:left="6480" w:hanging="480"/>
+      </w:pPr>
     </w:lvl>
   </w:abstractNum>
   <w:num w:numId="1000">
     <w:abstractNumId w:val="990"/>
   </w:num>
   <w:num w:numId="1001">
-    <w:abstractNumId w:val="992"/>
+    <w:abstractNumId w:val="991"/>
   </w:num>
   <w:num w:numId="1002">
-    <w:abstractNumId w:val="992"/>
-  </w:num>
-  <w:num w:numId="1003">
-    <w:abstractNumId w:val="992"/>
-  </w:num>
-  <w:num w:numId="1004">
-    <w:abstractNumId w:val="992"/>
-  </w:num>
-  <w:num w:numId="1005">
-    <w:abstractNumId w:val="992"/>
-  </w:num>
-  <w:num w:numId="1006">
-    <w:abstractNumId w:val="992"/>
-  </w:num>
-  <w:num w:numId="1007">
-    <w:abstractNumId w:val="992"/>
-  </w:num>
-  <w:num w:numId="1008">
-    <w:abstractNumId w:val="992"/>
-  </w:num>
-  <w:num w:numId="1009">
     <w:abstractNumId w:val="99411"/>
     <w:lvlOverride w:ilvl="0">
       <w:startOverride w:val="1"/>
@@ -3634,10 +3680,10 @@
       <w:startOverride w:val="1"/>
     </w:lvlOverride>
   </w:num>
-  <w:num w:numId="1010">
+  <w:num w:numId="1003">
     <w:abstractNumId w:val="991"/>
   </w:num>
-  <w:num w:numId="1011">
+  <w:num w:numId="1004">
     <w:abstractNumId w:val="99411"/>
     <w:lvlOverride w:ilvl="0">
       <w:startOverride w:val="1"/>
@@ -3667,13 +3713,13 @@
       <w:startOverride w:val="1"/>
     </w:lvlOverride>
   </w:num>
-  <w:num w:numId="1012">
+  <w:num w:numId="1005">
     <w:abstractNumId w:val="991"/>
   </w:num>
-  <w:num w:numId="1013">
+  <w:num w:numId="1006">
     <w:abstractNumId w:val="991"/>
   </w:num>
-  <w:num w:numId="1014">
+  <w:num w:numId="1007">
     <w:abstractNumId w:val="99411"/>
     <w:lvlOverride w:ilvl="0">
       <w:startOverride w:val="1"/>
@@ -3703,7 +3749,7 @@
       <w:startOverride w:val="1"/>
     </w:lvlOverride>
   </w:num>
-  <w:num w:numId="1015">
+  <w:num w:numId="1008">
     <w:abstractNumId w:val="99411"/>
     <w:lvlOverride w:ilvl="0">
       <w:startOverride w:val="1"/>
@@ -3733,10 +3779,10 @@
       <w:startOverride w:val="1"/>
     </w:lvlOverride>
   </w:num>
-  <w:num w:numId="1016">
+  <w:num w:numId="1009">
     <w:abstractNumId w:val="991"/>
   </w:num>
-  <w:num w:numId="1017">
+  <w:num w:numId="1010">
     <w:abstractNumId w:val="99411"/>
     <w:lvlOverride w:ilvl="0">
       <w:startOverride w:val="1"/>
@@ -3766,56 +3812,29 @@
       <w:startOverride w:val="1"/>
     </w:lvlOverride>
   </w:num>
+  <w:num w:numId="1011">
+    <w:abstractNumId w:val="991"/>
+  </w:num>
+  <w:num w:numId="1012">
+    <w:abstractNumId w:val="991"/>
+  </w:num>
+  <w:num w:numId="1013">
+    <w:abstractNumId w:val="991"/>
+  </w:num>
+  <w:num w:numId="1014">
+    <w:abstractNumId w:val="991"/>
+  </w:num>
+  <w:num w:numId="1015">
+    <w:abstractNumId w:val="991"/>
+  </w:num>
+  <w:num w:numId="1016">
+    <w:abstractNumId w:val="991"/>
+  </w:num>
+  <w:num w:numId="1017">
+    <w:abstractNumId w:val="991"/>
+  </w:num>
   <w:num w:numId="1018">
     <w:abstractNumId w:val="991"/>
-  </w:num>
-  <w:num w:numId="1019">
-    <w:abstractNumId w:val="991"/>
-  </w:num>
-  <w:num w:numId="1020">
-    <w:abstractNumId w:val="991"/>
-  </w:num>
-  <w:num w:numId="1021">
-    <w:abstractNumId w:val="991"/>
-  </w:num>
-  <w:num w:numId="1022">
-    <w:abstractNumId w:val="991"/>
-  </w:num>
-  <w:num w:numId="1023">
-    <w:abstractNumId w:val="991"/>
-  </w:num>
-  <w:num w:numId="1024">
-    <w:abstractNumId w:val="991"/>
-  </w:num>
-  <w:num w:numId="1025">
-    <w:abstractNumId w:val="992"/>
-  </w:num>
-  <w:num w:numId="1026">
-    <w:abstractNumId w:val="992"/>
-  </w:num>
-  <w:num w:numId="1027">
-    <w:abstractNumId w:val="992"/>
-  </w:num>
-  <w:num w:numId="1028">
-    <w:abstractNumId w:val="992"/>
-  </w:num>
-  <w:num w:numId="1029">
-    <w:abstractNumId w:val="992"/>
-  </w:num>
-  <w:num w:numId="1030">
-    <w:abstractNumId w:val="992"/>
-  </w:num>
-  <w:num w:numId="1031">
-    <w:abstractNumId w:val="992"/>
-  </w:num>
-  <w:num w:numId="1032">
-    <w:abstractNumId w:val="992"/>
-  </w:num>
-  <w:num w:numId="1033">
-    <w:abstractNumId w:val="992"/>
-  </w:num>
-  <w:num w:numId="1034">
-    <w:abstractNumId w:val="992"/>
   </w:num>
 </w:numbering>
 </file>
@@ -3825,10 +3844,10 @@
   <w:docDefaults>
     <w:rPrDefault>
       <w:rPr>
-        <w:rFonts w:asciiTheme="minorHAnsi" w:cstheme="minorBidi" w:eastAsiaTheme="minorEastAsia" w:hAnsiTheme="minorHAnsi"/>
+        <w:rFonts w:asciiTheme="minorHAnsi" w:cstheme="minorBidi" w:eastAsiaTheme="minorHAnsi" w:hAnsiTheme="minorHAnsi"/>
         <w:sz w:val="24"/>
         <w:szCs w:val="24"/>
-        <w:lang w:bidi="ar-SA" w:eastAsia="zh-CN" w:val="en-US"/>
+        <w:lang w:bidi="ar-SA" w:eastAsia="en-US" w:val="en-US"/>
       </w:rPr>
     </w:rPrDefault>
     <w:pPrDefault>
@@ -3846,10 +3865,10 @@
     <w:name w:val="Body Text"/>
     <w:basedOn w:val="Normal"/>
     <w:link w:val="BodyTextChar"/>
-    <w:qFormat/>
     <w:pPr>
       <w:spacing w:after="180" w:before="180"/>
     </w:pPr>
+    <w:qFormat/>
   </w:style>
   <w:style w:customStyle="1" w:styleId="FirstParagraph" w:type="paragraph">
     <w:name w:val="First Paragraph"/>
@@ -3869,94 +3888,57 @@
     <w:name w:val="Title"/>
     <w:basedOn w:val="Normal"/>
     <w:next w:val="BodyText"/>
-    <w:link w:val="TitleChar"/>
-    <w:uiPriority w:val="10"/>
     <w:qFormat/>
-    <w:rsid w:val="00A10FD9"/>
     <w:pPr>
-      <w:spacing w:after="80" w:line="240" w:lineRule="auto"/>
-      <w:contextualSpacing/>
+      <w:keepNext/>
+      <w:keepLines/>
+      <w:spacing w:after="240" w:before="480"/>
       <w:jc w:val="center"/>
     </w:pPr>
     <w:rPr>
       <w:rFonts w:asciiTheme="majorHAnsi" w:cstheme="majorBidi" w:eastAsiaTheme="majorEastAsia" w:hAnsiTheme="majorHAnsi"/>
-      <w:sz w:val="56"/>
-      <w:szCs w:val="56"/>
-    </w:rPr>
-  </w:style>
-  <w:style w:customStyle="1" w:styleId="TitleChar" w:type="character">
-    <w:name w:val="Title Char"/>
-    <w:basedOn w:val="DefaultParagraphFont"/>
-    <w:link w:val="Title"/>
-    <w:uiPriority w:val="10"/>
-    <w:rsid w:val="00A10FD9"/>
-    <w:rPr>
-      <w:rFonts w:asciiTheme="majorHAnsi" w:cstheme="majorBidi" w:eastAsiaTheme="majorEastAsia" w:hAnsiTheme="majorHAnsi"/>
-      <w:sz w:val="56"/>
-      <w:szCs w:val="56"/>
+      <w:b/>
+      <w:bCs/>
+      <w:color w:themeColor="accent1" w:themeShade="B5" w:val="345A8A"/>
+      <w:sz w:val="36"/>
+      <w:szCs w:val="36"/>
     </w:rPr>
   </w:style>
   <w:style w:styleId="Subtitle" w:type="paragraph">
     <w:name w:val="Subtitle"/>
-    <w:basedOn w:val="Title"/>
-    <w:next w:val="BodyText"/>
-    <w:link w:val="SubtitleChar"/>
-    <w:uiPriority w:val="11"/>
-    <w:qFormat/>
-    <w:rsid w:val="00A10FD9"/>
-    <w:pPr>
-      <w:numPr>
-        <w:ilvl w:val="1"/>
-      </w:numPr>
-    </w:pPr>
-    <w:rPr>
-      <w:rFonts w:cstheme="majorBidi" w:eastAsiaTheme="majorEastAsia"/>
-      <w:spacing w:val="15"/>
-      <w:sz w:val="28"/>
-      <w:szCs w:val="28"/>
-    </w:rPr>
-  </w:style>
-  <w:style w:customStyle="1" w:styleId="SubtitleChar" w:type="character">
-    <w:name w:val="Subtitle Char"/>
-    <w:basedOn w:val="DefaultParagraphFont"/>
-    <w:link w:val="Subtitle"/>
-    <w:uiPriority w:val="11"/>
-    <w:rsid w:val="00A10FD9"/>
-    <w:rPr>
-      <w:rFonts w:cstheme="majorBidi" w:eastAsiaTheme="majorEastAsia"/>
-      <w:color w:themeColor="text1" w:themeTint="A6" w:val="595959"/>
-      <w:spacing w:val="15"/>
-      <w:sz w:val="28"/>
-      <w:szCs w:val="28"/>
-    </w:rPr>
-  </w:style>
-  <w:style w:customStyle="1" w:styleId="Author" w:type="paragraph">
-    <w:name w:val="Author"/>
     <w:basedOn w:val="Title"/>
     <w:next w:val="BodyText"/>
     <w:qFormat/>
     <w:pPr>
       <w:keepNext/>
       <w:keepLines/>
+      <w:spacing w:after="240" w:before="240"/>
+      <w:jc w:val="center"/>
     </w:pPr>
     <w:rPr>
-      <w:sz w:val="24"/>
-      <w:szCs w:val="24"/>
+      <w:sz w:val="30"/>
+      <w:szCs w:val="30"/>
     </w:rPr>
   </w:style>
-  <w:style w:styleId="Date" w:type="paragraph">
-    <w:name w:val="Date"/>
-    <w:basedOn w:val="Title"/>
+  <w:style w:customStyle="1" w:styleId="Author" w:type="paragraph">
+    <w:name w:val="Author"/>
     <w:next w:val="BodyText"/>
     <w:qFormat/>
     <w:pPr>
       <w:keepNext/>
       <w:keepLines/>
+      <w:jc w:val="center"/>
     </w:pPr>
-    <w:rPr>
-      <w:sz w:val="24"/>
-      <w:szCs w:val="24"/>
-    </w:rPr>
+  </w:style>
+  <w:style w:styleId="Date" w:type="paragraph">
+    <w:name w:val="Date"/>
+    <w:next w:val="BodyText"/>
+    <w:qFormat/>
+    <w:pPr>
+      <w:keepNext/>
+      <w:keepLines/>
+      <w:jc w:val="center"/>
+    </w:pPr>
   </w:style>
   <w:style w:customStyle="1" w:styleId="AbstractTitle" w:type="paragraph">
     <w:name w:val="Abstract Title"/>
@@ -3966,13 +3948,15 @@
     <w:pPr>
       <w:keepNext/>
       <w:keepLines/>
+      <w:jc w:val="center"/>
       <w:spacing w:after="0" w:before="300"/>
-      <w:jc w:val="center"/>
     </w:pPr>
     <w:rPr>
-      <w:b/>
       <w:sz w:val="20"/>
       <w:szCs w:val="20"/>
+      <w:b/>
+      <w:color w:val="345A8A"/>
+      &gt;
     </w:rPr>
   </w:style>
   <w:style w:customStyle="1" w:styleId="Abstract" w:type="paragraph">
@@ -3999,321 +3983,191 @@
     <w:rPr/>
   </w:style>
   <w:style w:styleId="Heading1" w:type="paragraph">
-    <w:name w:val="heading 1"/>
+    <w:name w:val="Heading 1"/>
     <w:basedOn w:val="Normal"/>
     <w:next w:val="BodyText"/>
-    <w:link w:val="Heading1Char"/>
     <w:uiPriority w:val="9"/>
     <w:qFormat/>
-    <w:rsid w:val="00A10FD9"/>
     <w:pPr>
       <w:keepNext/>
       <w:keepLines/>
-      <w:spacing w:after="80" w:before="360"/>
+      <w:spacing w:after="0" w:before="480"/>
       <w:outlineLvl w:val="0"/>
     </w:pPr>
     <w:rPr>
       <w:rFonts w:asciiTheme="majorHAnsi" w:cstheme="majorBidi" w:eastAsiaTheme="majorEastAsia" w:hAnsiTheme="majorHAnsi"/>
-      <w:color w:themeColor="accent1" w:themeShade="BF" w:val="0F4761"/>
-      <w:sz w:val="40"/>
-      <w:szCs w:val="40"/>
+      <w:b/>
+      <w:bCs/>
+      <w:color w:themeColor="accent1" w:val="4F81BD"/>
+      <w:sz w:val="32"/>
+      <w:szCs w:val="32"/>
     </w:rPr>
   </w:style>
   <w:style w:styleId="Heading2" w:type="paragraph">
-    <w:name w:val="heading 2"/>
+    <w:name w:val="Heading 2"/>
     <w:basedOn w:val="Normal"/>
     <w:next w:val="BodyText"/>
-    <w:link w:val="Heading2Char"/>
     <w:uiPriority w:val="9"/>
-    <w:semiHidden/>
     <w:unhideWhenUsed/>
     <w:qFormat/>
-    <w:rsid w:val="00A10FD9"/>
     <w:pPr>
       <w:keepNext/>
       <w:keepLines/>
-      <w:spacing w:after="80" w:before="160"/>
+      <w:spacing w:after="0" w:before="200"/>
       <w:outlineLvl w:val="1"/>
     </w:pPr>
     <w:rPr>
       <w:rFonts w:asciiTheme="majorHAnsi" w:cstheme="majorBidi" w:eastAsiaTheme="majorEastAsia" w:hAnsiTheme="majorHAnsi"/>
-      <w:color w:themeColor="accent1" w:themeShade="BF" w:val="0F4761"/>
-      <w:sz w:val="32"/>
-      <w:szCs w:val="32"/>
+      <w:b/>
+      <w:bCs/>
+      <w:color w:themeColor="accent1" w:val="4F81BD"/>
+      <w:sz w:val="28"/>
+      <w:szCs w:val="28"/>
     </w:rPr>
   </w:style>
   <w:style w:styleId="Heading3" w:type="paragraph">
-    <w:name w:val="heading 3"/>
+    <w:name w:val="Heading 3"/>
     <w:basedOn w:val="Normal"/>
     <w:next w:val="BodyText"/>
-    <w:link w:val="Heading3Char"/>
     <w:uiPriority w:val="9"/>
-    <w:semiHidden/>
     <w:unhideWhenUsed/>
     <w:qFormat/>
-    <w:rsid w:val="00A10FD9"/>
     <w:pPr>
       <w:keepNext/>
       <w:keepLines/>
-      <w:spacing w:after="80" w:before="160"/>
+      <w:spacing w:after="0" w:before="200"/>
       <w:outlineLvl w:val="2"/>
     </w:pPr>
     <w:rPr>
-      <w:rFonts w:cstheme="majorBidi" w:eastAsiaTheme="majorEastAsia"/>
-      <w:color w:themeColor="accent1" w:themeShade="BF" w:val="0F4761"/>
-      <w:sz w:val="28"/>
-      <w:szCs w:val="28"/>
+      <w:rFonts w:asciiTheme="majorHAnsi" w:cstheme="majorBidi" w:eastAsiaTheme="majorEastAsia" w:hAnsiTheme="majorHAnsi"/>
+      <w:b/>
+      <w:bCs/>
+      <w:color w:themeColor="accent1" w:val="4F81BD"/>
+      <w:sz w:val="24"/>
+      <w:szCs w:val="24"/>
     </w:rPr>
   </w:style>
   <w:style w:styleId="Heading4" w:type="paragraph">
-    <w:name w:val="heading 4"/>
+    <w:name w:val="Heading 4"/>
     <w:basedOn w:val="Normal"/>
     <w:next w:val="BodyText"/>
-    <w:link w:val="Heading4Char"/>
     <w:uiPriority w:val="9"/>
-    <w:semiHidden/>
     <w:unhideWhenUsed/>
     <w:qFormat/>
-    <w:rsid w:val="00A10FD9"/>
     <w:pPr>
       <w:keepNext/>
       <w:keepLines/>
-      <w:spacing w:after="40" w:before="80"/>
+      <w:spacing w:after="0" w:before="200"/>
       <w:outlineLvl w:val="3"/>
     </w:pPr>
     <w:rPr>
-      <w:rFonts w:cstheme="majorBidi" w:eastAsiaTheme="majorEastAsia"/>
+      <w:rFonts w:asciiTheme="majorHAnsi" w:cstheme="majorBidi" w:eastAsiaTheme="majorEastAsia" w:hAnsiTheme="majorHAnsi"/>
       <w:i/>
-      <w:iCs/>
-      <w:color w:themeColor="accent1" w:themeShade="BF" w:val="0F4761"/>
+      <w:bCs/>
+      <w:color w:themeColor="accent1" w:val="4F81BD"/>
+      <w:sz w:val="24"/>
+      <w:szCs w:val="24"/>
     </w:rPr>
   </w:style>
   <w:style w:styleId="Heading5" w:type="paragraph">
-    <w:name w:val="heading 5"/>
+    <w:name w:val="Heading 5"/>
     <w:basedOn w:val="Normal"/>
     <w:next w:val="BodyText"/>
-    <w:link w:val="Heading5Char"/>
     <w:uiPriority w:val="9"/>
-    <w:semiHidden/>
     <w:unhideWhenUsed/>
     <w:qFormat/>
-    <w:rsid w:val="00A10FD9"/>
     <w:pPr>
       <w:keepNext/>
       <w:keepLines/>
-      <w:spacing w:after="40" w:before="80"/>
+      <w:spacing w:after="0" w:before="200"/>
       <w:outlineLvl w:val="4"/>
     </w:pPr>
     <w:rPr>
-      <w:rFonts w:cstheme="majorBidi" w:eastAsiaTheme="majorEastAsia"/>
-      <w:color w:themeColor="accent1" w:themeShade="BF" w:val="0F4761"/>
+      <w:rFonts w:asciiTheme="majorHAnsi" w:cstheme="majorBidi" w:eastAsiaTheme="majorEastAsia" w:hAnsiTheme="majorHAnsi"/>
+      <w:iCs/>
+      <w:color w:themeColor="accent1" w:val="4F81BD"/>
+      <w:sz w:val="24"/>
+      <w:szCs w:val="24"/>
     </w:rPr>
   </w:style>
   <w:style w:styleId="Heading6" w:type="paragraph">
-    <w:name w:val="heading 6"/>
+    <w:name w:val="Heading 6"/>
     <w:basedOn w:val="Normal"/>
     <w:next w:val="BodyText"/>
-    <w:link w:val="Heading6Char"/>
     <w:uiPriority w:val="9"/>
-    <w:semiHidden/>
     <w:unhideWhenUsed/>
     <w:qFormat/>
-    <w:rsid w:val="00A10FD9"/>
     <w:pPr>
       <w:keepNext/>
       <w:keepLines/>
-      <w:spacing w:after="0" w:before="40"/>
+      <w:spacing w:after="0" w:before="200"/>
       <w:outlineLvl w:val="5"/>
     </w:pPr>
     <w:rPr>
-      <w:rFonts w:cstheme="majorBidi" w:eastAsiaTheme="majorEastAsia"/>
-      <w:i/>
-      <w:iCs/>
-      <w:color w:themeColor="text1" w:themeTint="A6" w:val="595959"/>
+      <w:rFonts w:asciiTheme="majorHAnsi" w:cstheme="majorBidi" w:eastAsiaTheme="majorEastAsia" w:hAnsiTheme="majorHAnsi"/>
+      <w:color w:themeColor="accent1" w:val="4F81BD"/>
+      <w:sz w:val="24"/>
+      <w:szCs w:val="24"/>
     </w:rPr>
   </w:style>
   <w:style w:styleId="Heading7" w:type="paragraph">
-    <w:name w:val="heading 7"/>
+    <w:name w:val="Heading 7"/>
     <w:basedOn w:val="Normal"/>
     <w:next w:val="BodyText"/>
-    <w:link w:val="Heading7Char"/>
     <w:uiPriority w:val="9"/>
-    <w:semiHidden/>
     <w:unhideWhenUsed/>
     <w:qFormat/>
-    <w:rsid w:val="00A10FD9"/>
     <w:pPr>
       <w:keepNext/>
       <w:keepLines/>
-      <w:spacing w:after="0" w:before="40"/>
+      <w:spacing w:after="0" w:before="200"/>
       <w:outlineLvl w:val="6"/>
     </w:pPr>
     <w:rPr>
-      <w:rFonts w:cstheme="majorBidi" w:eastAsiaTheme="majorEastAsia"/>
-      <w:color w:themeColor="text1" w:themeTint="A6" w:val="595959"/>
+      <w:rFonts w:asciiTheme="majorHAnsi" w:cstheme="majorBidi" w:eastAsiaTheme="majorEastAsia" w:hAnsiTheme="majorHAnsi"/>
+      <w:color w:themeColor="accent1" w:val="4F81BD"/>
+      <w:sz w:val="24"/>
+      <w:szCs w:val="24"/>
     </w:rPr>
   </w:style>
   <w:style w:styleId="Heading8" w:type="paragraph">
-    <w:name w:val="heading 8"/>
+    <w:name w:val="Heading 8"/>
     <w:basedOn w:val="Normal"/>
     <w:next w:val="BodyText"/>
-    <w:link w:val="Heading8Char"/>
     <w:uiPriority w:val="9"/>
-    <w:semiHidden/>
     <w:unhideWhenUsed/>
     <w:qFormat/>
-    <w:rsid w:val="00A10FD9"/>
     <w:pPr>
       <w:keepNext/>
       <w:keepLines/>
-      <w:spacing w:after="0"/>
+      <w:spacing w:after="0" w:before="200"/>
       <w:outlineLvl w:val="7"/>
     </w:pPr>
     <w:rPr>
-      <w:rFonts w:cstheme="majorBidi" w:eastAsiaTheme="majorEastAsia"/>
-      <w:i/>
-      <w:iCs/>
-      <w:color w:themeColor="text1" w:themeTint="D8" w:val="272727"/>
+      <w:rFonts w:asciiTheme="majorHAnsi" w:cstheme="majorBidi" w:eastAsiaTheme="majorEastAsia" w:hAnsiTheme="majorHAnsi"/>
+      <w:color w:themeColor="accent1" w:val="4F81BD"/>
+      <w:sz w:val="24"/>
+      <w:szCs w:val="24"/>
     </w:rPr>
   </w:style>
   <w:style w:styleId="Heading9" w:type="paragraph">
-    <w:name w:val="heading 9"/>
+    <w:name w:val="Heading 9"/>
     <w:basedOn w:val="Normal"/>
     <w:next w:val="BodyText"/>
-    <w:link w:val="Heading9Char"/>
     <w:uiPriority w:val="9"/>
-    <w:semiHidden/>
     <w:unhideWhenUsed/>
     <w:qFormat/>
-    <w:rsid w:val="00A10FD9"/>
     <w:pPr>
       <w:keepNext/>
       <w:keepLines/>
-      <w:spacing w:after="0"/>
+      <w:spacing w:after="0" w:before="200"/>
       <w:outlineLvl w:val="8"/>
     </w:pPr>
     <w:rPr>
-      <w:rFonts w:cstheme="majorBidi" w:eastAsiaTheme="majorEastAsia"/>
-      <w:color w:themeColor="text1" w:themeTint="D8" w:val="272727"/>
-    </w:rPr>
-  </w:style>
-  <w:style w:customStyle="1" w:styleId="Heading1Char" w:type="character">
-    <w:name w:val="Heading 1 Char"/>
-    <w:basedOn w:val="DefaultParagraphFont"/>
-    <w:link w:val="Heading1"/>
-    <w:uiPriority w:val="9"/>
-    <w:rsid w:val="00A10FD9"/>
-    <w:rPr>
       <w:rFonts w:asciiTheme="majorHAnsi" w:cstheme="majorBidi" w:eastAsiaTheme="majorEastAsia" w:hAnsiTheme="majorHAnsi"/>
-      <w:color w:themeColor="accent1" w:themeShade="BF" w:val="0F4761"/>
-      <w:sz w:val="40"/>
-      <w:szCs w:val="40"/>
-    </w:rPr>
-  </w:style>
-  <w:style w:customStyle="1" w:styleId="Heading2Char" w:type="character">
-    <w:name w:val="Heading 2 Char"/>
-    <w:basedOn w:val="DefaultParagraphFont"/>
-    <w:link w:val="Heading2"/>
-    <w:uiPriority w:val="9"/>
-    <w:semiHidden/>
-    <w:rsid w:val="00A10FD9"/>
-    <w:rPr>
-      <w:rFonts w:asciiTheme="majorHAnsi" w:cstheme="majorBidi" w:eastAsiaTheme="majorEastAsia" w:hAnsiTheme="majorHAnsi"/>
-      <w:color w:themeColor="accent1" w:themeShade="BF" w:val="0F4761"/>
-      <w:sz w:val="32"/>
-      <w:szCs w:val="32"/>
-    </w:rPr>
-  </w:style>
-  <w:style w:customStyle="1" w:styleId="Heading3Char" w:type="character">
-    <w:name w:val="Heading 3 Char"/>
-    <w:basedOn w:val="DefaultParagraphFont"/>
-    <w:link w:val="Heading3"/>
-    <w:uiPriority w:val="9"/>
-    <w:semiHidden/>
-    <w:rsid w:val="00A10FD9"/>
-    <w:rPr>
-      <w:rFonts w:cstheme="majorBidi" w:eastAsiaTheme="majorEastAsia"/>
-      <w:color w:themeColor="accent1" w:themeShade="BF" w:val="0F4761"/>
-      <w:sz w:val="28"/>
-      <w:szCs w:val="28"/>
-    </w:rPr>
-  </w:style>
-  <w:style w:customStyle="1" w:styleId="Heading4Char" w:type="character">
-    <w:name w:val="Heading 4 Char"/>
-    <w:basedOn w:val="DefaultParagraphFont"/>
-    <w:link w:val="Heading4"/>
-    <w:uiPriority w:val="9"/>
-    <w:semiHidden/>
-    <w:rsid w:val="00A10FD9"/>
-    <w:rPr>
-      <w:rFonts w:cstheme="majorBidi" w:eastAsiaTheme="majorEastAsia"/>
-      <w:i/>
-      <w:iCs/>
-      <w:color w:themeColor="accent1" w:themeShade="BF" w:val="0F4761"/>
-    </w:rPr>
-  </w:style>
-  <w:style w:customStyle="1" w:styleId="Heading5Char" w:type="character">
-    <w:name w:val="Heading 5 Char"/>
-    <w:basedOn w:val="DefaultParagraphFont"/>
-    <w:link w:val="Heading5"/>
-    <w:uiPriority w:val="9"/>
-    <w:semiHidden/>
-    <w:rsid w:val="00A10FD9"/>
-    <w:rPr>
-      <w:rFonts w:cstheme="majorBidi" w:eastAsiaTheme="majorEastAsia"/>
-      <w:color w:themeColor="accent1" w:themeShade="BF" w:val="0F4761"/>
-    </w:rPr>
-  </w:style>
-  <w:style w:customStyle="1" w:styleId="Heading6Char" w:type="character">
-    <w:name w:val="Heading 6 Char"/>
-    <w:basedOn w:val="DefaultParagraphFont"/>
-    <w:link w:val="Heading6"/>
-    <w:uiPriority w:val="9"/>
-    <w:semiHidden/>
-    <w:rsid w:val="00A10FD9"/>
-    <w:rPr>
-      <w:rFonts w:cstheme="majorBidi" w:eastAsiaTheme="majorEastAsia"/>
-      <w:i/>
-      <w:iCs/>
-      <w:color w:themeColor="text1" w:themeTint="A6" w:val="595959"/>
-    </w:rPr>
-  </w:style>
-  <w:style w:customStyle="1" w:styleId="Heading7Char" w:type="character">
-    <w:name w:val="Heading 7 Char"/>
-    <w:basedOn w:val="DefaultParagraphFont"/>
-    <w:link w:val="Heading7"/>
-    <w:uiPriority w:val="9"/>
-    <w:semiHidden/>
-    <w:rsid w:val="00A10FD9"/>
-    <w:rPr>
-      <w:rFonts w:cstheme="majorBidi" w:eastAsiaTheme="majorEastAsia"/>
-      <w:color w:themeColor="text1" w:themeTint="A6" w:val="595959"/>
-    </w:rPr>
-  </w:style>
-  <w:style w:customStyle="1" w:styleId="Heading8Char" w:type="character">
-    <w:name w:val="Heading 8 Char"/>
-    <w:basedOn w:val="DefaultParagraphFont"/>
-    <w:link w:val="Heading8"/>
-    <w:uiPriority w:val="9"/>
-    <w:semiHidden/>
-    <w:rsid w:val="00A10FD9"/>
-    <w:rPr>
-      <w:rFonts w:cstheme="majorBidi" w:eastAsiaTheme="majorEastAsia"/>
-      <w:i/>
-      <w:iCs/>
-      <w:color w:themeColor="text1" w:themeTint="D8" w:val="272727"/>
-    </w:rPr>
-  </w:style>
-  <w:style w:customStyle="1" w:styleId="Heading9Char" w:type="character">
-    <w:name w:val="Heading 9 Char"/>
-    <w:basedOn w:val="DefaultParagraphFont"/>
-    <w:link w:val="Heading9"/>
-    <w:uiPriority w:val="9"/>
-    <w:semiHidden/>
-    <w:rsid w:val="00A10FD9"/>
-    <w:rPr>
-      <w:rFonts w:cstheme="majorBidi" w:eastAsiaTheme="majorEastAsia"/>
-      <w:color w:themeColor="text1" w:themeTint="D8" w:val="272727"/>
+      <w:color w:themeColor="accent1" w:val="4F81BD"/>
+      <w:sz w:val="24"/>
+      <w:szCs w:val="24"/>
     </w:rPr>
   </w:style>
   <w:style w:styleId="BlockText" w:type="paragraph">
@@ -4335,18 +4189,6 @@
     <w:uiPriority w:val="9"/>
     <w:unhideWhenUsed/>
     <w:qFormat/>
-  </w:style>
-  <w:style w:styleId="FootnoteBlockText" w:type="paragraph">
-    <w:name w:val="Footnote Block Text"/>
-    <w:basedOn w:val="FootnoteText"/>
-    <w:next w:val="FootnoteText"/>
-    <w:uiPriority w:val="9"/>
-    <w:unhideWhenUsed/>
-    <w:qFormat/>
-    <w:pPr>
-      <w:spacing w:after="100" w:before="100"/>
-      <w:ind w:firstLine="0" w:left="480" w:right="480"/>
-    </w:pPr>
   </w:style>
   <w:style w:default="1" w:styleId="DefaultParagraphFont" w:type="character">
     <w:name w:val="Default Paragraph Font"/>
@@ -4369,11 +4211,18 @@
       </w:tblCellMar>
     </w:tblPr>
     <w:tblStylePr w:type="firstRow">
+      <w:tblPr>
+        <w:jc w:val="left"/>
+        <w:tblInd w:type="dxa" w:w="0"/>
+      </w:tblPr>
+      <w:trPr>
+        <w:jc w:val="left"/>
+      </w:trPr>
       <w:tcPr>
+        <w:vAlign w:val="bottom"/>
         <w:tcBorders>
           <w:bottom w:val="single"/>
         </w:tcBorders>
-        <w:vAlign w:val="bottom"/>
       </w:tcPr>
     </w:tblStylePr>
   </w:style>
@@ -4488,8 +4337,8 @@
     <w:name w:val="KeywordTok"/>
     <w:basedOn w:val="VerbatimChar"/>
     <w:rPr>
+      <w:color w:val="007020"/>
       <w:b/>
-      <w:color w:val="007020"/>
     </w:rPr>
   </w:style>
   <w:style w:type="character" w:customStyle="1" w:styleId="DataTypeTok">
@@ -4566,42 +4415,42 @@
     <w:name w:val="ImportTok"/>
     <w:basedOn w:val="VerbatimChar"/>
     <w:rPr>
+      <w:color w:val="008000"/>
       <w:b/>
-      <w:color w:val="008000"/>
     </w:rPr>
   </w:style>
   <w:style w:type="character" w:customStyle="1" w:styleId="CommentTok">
     <w:name w:val="CommentTok"/>
     <w:basedOn w:val="VerbatimChar"/>
     <w:rPr>
+      <w:color w:val="60a0b0"/>
       <w:i/>
-      <w:color w:val="60a0b0"/>
     </w:rPr>
   </w:style>
   <w:style w:type="character" w:customStyle="1" w:styleId="DocumentationTok">
     <w:name w:val="DocumentationTok"/>
     <w:basedOn w:val="VerbatimChar"/>
     <w:rPr>
+      <w:color w:val="ba2121"/>
       <w:i/>
-      <w:color w:val="ba2121"/>
     </w:rPr>
   </w:style>
   <w:style w:type="character" w:customStyle="1" w:styleId="AnnotationTok">
     <w:name w:val="AnnotationTok"/>
     <w:basedOn w:val="VerbatimChar"/>
     <w:rPr>
+      <w:color w:val="60a0b0"/>
       <w:b/>
       <w:i/>
-      <w:color w:val="60a0b0"/>
     </w:rPr>
   </w:style>
   <w:style w:type="character" w:customStyle="1" w:styleId="CommentVarTok">
     <w:name w:val="CommentVarTok"/>
     <w:basedOn w:val="VerbatimChar"/>
     <w:rPr>
+      <w:color w:val="60a0b0"/>
       <w:b/>
       <w:i/>
-      <w:color w:val="60a0b0"/>
     </w:rPr>
   </w:style>
   <w:style w:type="character" w:customStyle="1" w:styleId="OtherTok">
@@ -4629,8 +4478,8 @@
     <w:name w:val="ControlFlowTok"/>
     <w:basedOn w:val="VerbatimChar"/>
     <w:rPr>
+      <w:color w:val="007020"/>
       <w:b/>
-      <w:color w:val="007020"/>
     </w:rPr>
   </w:style>
   <w:style w:type="character" w:customStyle="1" w:styleId="OperatorTok">
@@ -4675,34 +4524,34 @@
     <w:name w:val="InformationTok"/>
     <w:basedOn w:val="VerbatimChar"/>
     <w:rPr>
+      <w:color w:val="60a0b0"/>
       <w:b/>
       <w:i/>
-      <w:color w:val="60a0b0"/>
     </w:rPr>
   </w:style>
   <w:style w:type="character" w:customStyle="1" w:styleId="WarningTok">
     <w:name w:val="WarningTok"/>
     <w:basedOn w:val="VerbatimChar"/>
     <w:rPr>
+      <w:color w:val="60a0b0"/>
       <w:b/>
       <w:i/>
-      <w:color w:val="60a0b0"/>
     </w:rPr>
   </w:style>
   <w:style w:type="character" w:customStyle="1" w:styleId="AlertTok">
     <w:name w:val="AlertTok"/>
     <w:basedOn w:val="VerbatimChar"/>
     <w:rPr>
+      <w:color w:val="ff0000"/>
       <w:b/>
-      <w:color w:val="ff0000"/>
     </w:rPr>
   </w:style>
   <w:style w:type="character" w:customStyle="1" w:styleId="ErrorTok">
     <w:name w:val="ErrorTok"/>
     <w:basedOn w:val="VerbatimChar"/>
     <w:rPr>
+      <w:color w:val="ff0000"/>
       <w:b/>
-      <w:color w:val="ff0000"/>
     </w:rPr>
   </w:style>
   <w:style w:type="character" w:customStyle="1" w:styleId="NormalTok">
@@ -4724,44 +4573,44 @@
         <a:sysClr val="window" lastClr="FFFFFF"/>
       </a:lt1>
       <a:dk2>
-        <a:srgbClr val="0E2841"/>
+        <a:srgbClr val="1F497D"/>
       </a:dk2>
       <a:lt2>
-        <a:srgbClr val="E8E8E8"/>
+        <a:srgbClr val="EEECE1"/>
       </a:lt2>
       <a:accent1>
-        <a:srgbClr val="156082"/>
+        <a:srgbClr val="4F81BD"/>
       </a:accent1>
       <a:accent2>
-        <a:srgbClr val="E97132"/>
+        <a:srgbClr val="C0504D"/>
       </a:accent2>
       <a:accent3>
-        <a:srgbClr val="196B24"/>
+        <a:srgbClr val="9BBB59"/>
       </a:accent3>
       <a:accent4>
-        <a:srgbClr val="0F9ED5"/>
+        <a:srgbClr val="8064A2"/>
       </a:accent4>
       <a:accent5>
-        <a:srgbClr val="A02B93"/>
+        <a:srgbClr val="4BACC6"/>
       </a:accent5>
       <a:accent6>
-        <a:srgbClr val="4EA72E"/>
+        <a:srgbClr val="F79646"/>
       </a:accent6>
       <a:hlink>
-        <a:srgbClr val="467886"/>
+        <a:srgbClr val="0000FF"/>
       </a:hlink>
       <a:folHlink>
-        <a:srgbClr val="96607D"/>
+        <a:srgbClr val="800080"/>
       </a:folHlink>
     </a:clrScheme>
     <a:fontScheme name="Office">
       <a:majorFont>
-        <a:latin typeface="Aptos Display" panose="02110004020202020204"/>
+        <a:latin typeface="Calibri"/>
         <a:ea typeface=""/>
         <a:cs typeface=""/>
-        <a:font script="Jpan" typeface="游ゴシック Light"/>
+        <a:font script="Jpan" typeface="ＭＳ ゴシック"/>
         <a:font script="Hang" typeface="맑은 고딕"/>
-        <a:font script="Hans" typeface="等线 Light"/>
+        <a:font script="Hans" typeface="宋体"/>
         <a:font script="Hant" typeface="新細明體"/>
         <a:font script="Arab" typeface="Times New Roman"/>
         <a:font script="Hebr" typeface="Times New Roman"/>
@@ -4788,32 +4637,14 @@
         <a:font script="Mong" typeface="Mongolian Baiti"/>
         <a:font script="Viet" typeface="Times New Roman"/>
         <a:font script="Uigh" typeface="Microsoft Uighur"/>
-        <a:font script="Geor" typeface="Sylfaen"/>
-        <a:font script="Armn" typeface="Arial"/>
-        <a:font script="Bugi" typeface="Leelawadee UI"/>
-        <a:font script="Bopo" typeface="Microsoft JhengHei"/>
-        <a:font script="Java" typeface="Javanese Text"/>
-        <a:font script="Lisu" typeface="Segoe UI"/>
-        <a:font script="Mymr" typeface="Myanmar Text"/>
-        <a:font script="Nkoo" typeface="Ebrima"/>
-        <a:font script="Olck" typeface="Nirmala UI"/>
-        <a:font script="Osma" typeface="Ebrima"/>
-        <a:font script="Phag" typeface="Phagspa"/>
-        <a:font script="Syrn" typeface="Estrangelo Edessa"/>
-        <a:font script="Syrj" typeface="Estrangelo Edessa"/>
-        <a:font script="Syre" typeface="Estrangelo Edessa"/>
-        <a:font script="Sora" typeface="Nirmala UI"/>
-        <a:font script="Tale" typeface="Microsoft Tai Le"/>
-        <a:font script="Talu" typeface="Microsoft New Tai Lue"/>
-        <a:font script="Tfng" typeface="Ebrima"/>
       </a:majorFont>
       <a:minorFont>
-        <a:latin typeface="Aptos" panose="02110004020202020204"/>
+        <a:latin typeface="Cambria"/>
         <a:ea typeface=""/>
         <a:cs typeface=""/>
-        <a:font script="Jpan" typeface="游明朝"/>
+        <a:font script="Jpan" typeface="ＭＳ 明朝"/>
         <a:font script="Hang" typeface="맑은 고딕"/>
-        <a:font script="Hans" typeface="等线"/>
+        <a:font script="Hans" typeface="宋体"/>
         <a:font script="Hant" typeface="新細明體"/>
         <a:font script="Arab" typeface="Arial"/>
         <a:font script="Hebr" typeface="Arial"/>
@@ -4840,24 +4671,6 @@
         <a:font script="Mong" typeface="Mongolian Baiti"/>
         <a:font script="Viet" typeface="Arial"/>
         <a:font script="Uigh" typeface="Microsoft Uighur"/>
-        <a:font script="Geor" typeface="Sylfaen"/>
-        <a:font script="Armn" typeface="Arial"/>
-        <a:font script="Bugi" typeface="Leelawadee UI"/>
-        <a:font script="Bopo" typeface="Microsoft JhengHei"/>
-        <a:font script="Java" typeface="Javanese Text"/>
-        <a:font script="Lisu" typeface="Segoe UI"/>
-        <a:font script="Mymr" typeface="Myanmar Text"/>
-        <a:font script="Nkoo" typeface="Ebrima"/>
-        <a:font script="Olck" typeface="Nirmala UI"/>
-        <a:font script="Osma" typeface="Ebrima"/>
-        <a:font script="Phag" typeface="Phagspa"/>
-        <a:font script="Syrn" typeface="Estrangelo Edessa"/>
-        <a:font script="Syrj" typeface="Estrangelo Edessa"/>
-        <a:font script="Syre" typeface="Estrangelo Edessa"/>
-        <a:font script="Sora" typeface="Nirmala UI"/>
-        <a:font script="Tale" typeface="Microsoft Tai Le"/>
-        <a:font script="Talu" typeface="Microsoft New Tai Lue"/>
-        <a:font script="Tfng" typeface="Ebrima"/>
       </a:minorFont>
     </a:fontScheme>
     <a:fmtScheme name="Office">
@@ -4869,141 +4682,200 @@
           <a:gsLst>
             <a:gs pos="0">
               <a:schemeClr val="phClr">
-                <a:lumMod val="110000"/>
-                <a:satMod val="105000"/>
-                <a:tint val="67000"/>
+                <a:tint val="50000"/>
+                <a:satMod val="300000"/>
               </a:schemeClr>
             </a:gs>
-            <a:gs pos="50000">
+            <a:gs pos="35000">
               <a:schemeClr val="phClr">
-                <a:lumMod val="105000"/>
-                <a:satMod val="103000"/>
-                <a:tint val="73000"/>
+                <a:tint val="37000"/>
+                <a:satMod val="300000"/>
               </a:schemeClr>
             </a:gs>
             <a:gs pos="100000">
               <a:schemeClr val="phClr">
-                <a:lumMod val="105000"/>
-                <a:satMod val="109000"/>
-                <a:tint val="81000"/>
+                <a:tint val="15000"/>
+                <a:satMod val="350000"/>
               </a:schemeClr>
             </a:gs>
           </a:gsLst>
-          <a:lin ang="5400000" scaled="0"/>
+          <a:lin ang="16200000" scaled="1"/>
         </a:gradFill>
         <a:gradFill rotWithShape="1">
           <a:gsLst>
             <a:gs pos="0">
               <a:schemeClr val="phClr">
-                <a:satMod val="103000"/>
-                <a:lumMod val="102000"/>
-                <a:tint val="94000"/>
-              </a:schemeClr>
-            </a:gs>
-            <a:gs pos="50000">
-              <a:schemeClr val="phClr">
-                <a:satMod val="110000"/>
-                <a:lumMod val="100000"/>
+                <a:tint val="100000"/>
                 <a:shade val="100000"/>
+                <a:satMod val="130000"/>
               </a:schemeClr>
             </a:gs>
             <a:gs pos="100000">
               <a:schemeClr val="phClr">
-                <a:lumMod val="99000"/>
-                <a:satMod val="120000"/>
-                <a:shade val="78000"/>
+                <a:tint val="50000"/>
+                <a:shade val="100000"/>
+                <a:satMod val="350000"/>
               </a:schemeClr>
             </a:gs>
           </a:gsLst>
-          <a:lin ang="5400000" scaled="0"/>
+          <a:lin ang="16200000" scaled="0"/>
         </a:gradFill>
       </a:fillStyleLst>
       <a:lnStyleLst>
-        <a:ln w="6350" cap="flat" cmpd="sng" algn="ctr">
+        <a:ln w="9525" cap="flat" cmpd="sng" algn="ctr">
+          <a:solidFill>
+            <a:schemeClr val="phClr">
+              <a:shade val="95000"/>
+              <a:satMod val="105000"/>
+            </a:schemeClr>
+          </a:solidFill>
+          <a:prstDash val="solid"/>
+        </a:ln>
+        <a:ln w="25400" cap="flat" cmpd="sng" algn="ctr">
           <a:solidFill>
             <a:schemeClr val="phClr"/>
           </a:solidFill>
           <a:prstDash val="solid"/>
-          <a:miter lim="800000"/>
         </a:ln>
-        <a:ln w="12700" cap="flat" cmpd="sng" algn="ctr">
+        <a:ln w="38100" cap="flat" cmpd="sng" algn="ctr">
           <a:solidFill>
             <a:schemeClr val="phClr"/>
           </a:solidFill>
           <a:prstDash val="solid"/>
-          <a:miter lim="800000"/>
-        </a:ln>
-        <a:ln w="19050" cap="flat" cmpd="sng" algn="ctr">
-          <a:solidFill>
-            <a:schemeClr val="phClr"/>
-          </a:solidFill>
-          <a:prstDash val="solid"/>
-          <a:miter lim="800000"/>
         </a:ln>
       </a:lnStyleLst>
       <a:effectStyleLst>
         <a:effectStyle>
-          <a:effectLst/>
-        </a:effectStyle>
-        <a:effectStyle>
-          <a:effectLst/>
+          <a:effectLst>
+            <a:outerShdw blurRad="40000" dist="20000" dir="5400000" rotWithShape="0">
+              <a:srgbClr val="000000">
+                <a:alpha val="38000"/>
+              </a:srgbClr>
+            </a:outerShdw>
+          </a:effectLst>
         </a:effectStyle>
         <a:effectStyle>
           <a:effectLst>
-            <a:outerShdw blurRad="57150" dist="19050" dir="5400000" algn="ctr" rotWithShape="0">
+            <a:outerShdw blurRad="40000" dist="23000" dir="5400000" rotWithShape="0">
               <a:srgbClr val="000000">
-                <a:alpha val="63000"/>
+                <a:alpha val="35000"/>
               </a:srgbClr>
             </a:outerShdw>
           </a:effectLst>
+        </a:effectStyle>
+        <a:effectStyle>
+          <a:effectLst>
+            <a:outerShdw blurRad="40000" dist="23000" dir="5400000" rotWithShape="0">
+              <a:srgbClr val="000000">
+                <a:alpha val="35000"/>
+              </a:srgbClr>
+            </a:outerShdw>
+          </a:effectLst>
+          <a:scene3d>
+            <a:camera prst="orthographicFront">
+              <a:rot lat="0" lon="0" rev="0"/>
+            </a:camera>
+            <a:lightRig rig="threePt" dir="t">
+              <a:rot lat="0" lon="0" rev="1200000"/>
+            </a:lightRig>
+          </a:scene3d>
+          <a:sp3d>
+            <a:bevelT w="63500" h="25400"/>
+          </a:sp3d>
         </a:effectStyle>
       </a:effectStyleLst>
       <a:bgFillStyleLst>
         <a:solidFill>
           <a:schemeClr val="phClr"/>
         </a:solidFill>
-        <a:solidFill>
-          <a:schemeClr val="phClr">
-            <a:tint val="95000"/>
-            <a:satMod val="170000"/>
-          </a:schemeClr>
-        </a:solidFill>
         <a:gradFill rotWithShape="1">
           <a:gsLst>
             <a:gs pos="0">
               <a:schemeClr val="phClr">
-                <a:tint val="93000"/>
-                <a:satMod val="150000"/>
-                <a:shade val="98000"/>
-                <a:lumMod val="102000"/>
+                <a:tint val="40000"/>
+                <a:satMod val="350000"/>
               </a:schemeClr>
             </a:gs>
-            <a:gs pos="50000">
+            <a:gs pos="40000">
               <a:schemeClr val="phClr">
-                <a:tint val="98000"/>
-                <a:satMod val="130000"/>
-                <a:shade val="90000"/>
-                <a:lumMod val="103000"/>
+                <a:tint val="45000"/>
+                <a:shade val="99000"/>
+                <a:satMod val="350000"/>
               </a:schemeClr>
             </a:gs>
             <a:gs pos="100000">
               <a:schemeClr val="phClr">
-                <a:shade val="63000"/>
-                <a:satMod val="120000"/>
+                <a:shade val="20000"/>
+                <a:satMod val="255000"/>
               </a:schemeClr>
             </a:gs>
           </a:gsLst>
-          <a:lin ang="5400000" scaled="0"/>
+          <a:path path="circle">
+            <a:fillToRect l="50000" t="-80000" r="50000" b="180000"/>
+          </a:path>
+        </a:gradFill>
+        <a:gradFill rotWithShape="1">
+          <a:gsLst>
+            <a:gs pos="0">
+              <a:schemeClr val="phClr">
+                <a:tint val="80000"/>
+                <a:satMod val="300000"/>
+              </a:schemeClr>
+            </a:gs>
+            <a:gs pos="100000">
+              <a:schemeClr val="phClr">
+                <a:shade val="30000"/>
+                <a:satMod val="200000"/>
+              </a:schemeClr>
+            </a:gs>
+          </a:gsLst>
+          <a:path path="circle">
+            <a:fillToRect l="50000" t="50000" r="50000" b="50000"/>
+          </a:path>
         </a:gradFill>
       </a:bgFillStyleLst>
     </a:fmtScheme>
   </a:themeElements>
-  <a:objectDefaults/>
+  <a:objectDefaults>
+    <a:spDef>
+      <a:spPr/>
+      <a:bodyPr/>
+      <a:lstStyle/>
+      <a:style>
+        <a:lnRef idx="1">
+          <a:schemeClr val="accent1"/>
+        </a:lnRef>
+        <a:fillRef idx="3">
+          <a:schemeClr val="accent1"/>
+        </a:fillRef>
+        <a:effectRef idx="2">
+          <a:schemeClr val="accent1"/>
+        </a:effectRef>
+        <a:fontRef idx="minor">
+          <a:schemeClr val="lt1"/>
+        </a:fontRef>
+      </a:style>
+    </a:spDef>
+    <a:lnDef>
+      <a:spPr/>
+      <a:bodyPr/>
+      <a:lstStyle/>
+      <a:style>
+        <a:lnRef idx="2">
+          <a:schemeClr val="accent1"/>
+        </a:lnRef>
+        <a:fillRef idx="0">
+          <a:schemeClr val="accent1"/>
+        </a:fillRef>
+        <a:effectRef idx="1">
+          <a:schemeClr val="accent1"/>
+        </a:effectRef>
+        <a:fontRef idx="minor">
+          <a:schemeClr val="tx1"/>
+        </a:fontRef>
+      </a:style>
+    </a:lnDef>
+  </a:objectDefaults>
   <a:extraClrSchemeLst/>
-  <a:extLst>
-    <a:ext uri="{05A4C25C-085E-4340-85A3-A5531E510DB2}">
-      <thm15:themeFamily xmlns:thm15="http://schemas.microsoft.com/office/thememl/2012/main" name="Office Theme" id="{2E142A2C-CD16-42D6-873A-C26D2A0506FA}" vid="{1BDDFF52-6CD6-40A5-AB3C-68EB2F1E4D0A}"/>
-    </a:ext>
-  </a:extLst>
 </a:theme>
 </file>